--- a/Ercan Airport Management Information System.docx
+++ b/Ercan Airport Management Information System.docx
@@ -1,8 +1,8 @@
 
 <file path=word/document.xml><?xml version="1.0" encoding="utf-8"?>
-<w:document xmlns:wpc="http://schemas.microsoft.com/office/word/2010/wordprocessingCanvas" xmlns:mc="http://schemas.openxmlformats.org/markup-compatibility/2006" xmlns:o="urn:schemas-microsoft-com:office:office" xmlns:r="http://schemas.openxmlformats.org/officeDocument/2006/relationships" xmlns:m="http://schemas.openxmlformats.org/officeDocument/2006/math" xmlns:v="urn:schemas-microsoft-com:vml" xmlns:wp14="http://schemas.microsoft.com/office/word/2010/wordprocessingDrawing" xmlns:wp="http://schemas.openxmlformats.org/drawingml/2006/wordprocessingDrawing" xmlns:w10="urn:schemas-microsoft-com:office:word" xmlns:w="http://schemas.openxmlformats.org/wordprocessingml/2006/main" xmlns:w14="http://schemas.microsoft.com/office/word/2010/wordml" xmlns:wpg="http://schemas.microsoft.com/office/word/2010/wordprocessingGroup" xmlns:wpi="http://schemas.microsoft.com/office/word/2010/wordprocessingInk" xmlns:wne="http://schemas.microsoft.com/office/word/2006/wordml" xmlns:wps="http://schemas.microsoft.com/office/word/2010/wordprocessingShape" mc:Ignorable="w14 wp14">
+<w:document xmlns:wpc="http://schemas.microsoft.com/office/word/2010/wordprocessingCanvas" xmlns:mc="http://schemas.openxmlformats.org/markup-compatibility/2006" xmlns:o="urn:schemas-microsoft-com:office:office" xmlns:r="http://schemas.openxmlformats.org/officeDocument/2006/relationships" xmlns:m="http://schemas.openxmlformats.org/officeDocument/2006/math" xmlns:v="urn:schemas-microsoft-com:vml" xmlns:wp14="http://schemas.microsoft.com/office/word/2010/wordprocessingDrawing" xmlns:wp="http://schemas.openxmlformats.org/drawingml/2006/wordprocessingDrawing" xmlns:w10="urn:schemas-microsoft-com:office:word" xmlns:w="http://schemas.openxmlformats.org/wordprocessingml/2006/main" xmlns:w14="http://schemas.microsoft.com/office/word/2010/wordml" xmlns:wpg="http://schemas.microsoft.com/office/word/2010/wordprocessingGroup" xmlns:wpi="http://schemas.microsoft.com/office/word/2010/wordprocessingInk" xmlns:wne="http://schemas.microsoft.com/office/word/2006/wordml" xmlns:wps="http://schemas.microsoft.com/office/word/2010/wordprocessingShape" xmlns:a="http://schemas.openxmlformats.org/drawingml/2006/main" xmlns:pic="http://schemas.openxmlformats.org/drawingml/2006/picture" xmlns:a14="http://schemas.microsoft.com/office/drawing/2010/main" mc:Ignorable="w14 wp14">
   <w:body>
-    <w:p>
+    <w:p xmlns:wp14="http://schemas.microsoft.com/office/word/2010/wordml" wp14:textId="77777777">
       <w:pPr>
         <w:pStyle w:val="NormalWeb"/>
       </w:pPr>
@@ -46,7 +46,7 @@
         <w:t xml:space="preserve"> Programming I</w:t>
       </w:r>
     </w:p>
-    <w:p>
+    <w:p xmlns:wp14="http://schemas.microsoft.com/office/word/2010/wordml" wp14:textId="77777777">
       <w:pPr>
         <w:pStyle w:val="NormalWeb"/>
       </w:pPr>
@@ -92,7 +92,7 @@
       </w:r>
       <w:proofErr w:type="spellEnd"/>
     </w:p>
-    <w:p>
+    <w:p xmlns:wp14="http://schemas.microsoft.com/office/word/2010/wordml" wp14:textId="77777777">
       <w:pPr>
         <w:pStyle w:val="NormalWeb"/>
       </w:pPr>
@@ -129,7 +129,7 @@
         <w:t>:</w:t>
       </w:r>
     </w:p>
-    <w:p>
+    <w:p xmlns:wp14="http://schemas.microsoft.com/office/word/2010/wordml" wp14:textId="77777777">
       <w:pPr>
         <w:pStyle w:val="NormalWeb"/>
         <w:numPr>
@@ -146,7 +146,7 @@
       </w:r>
       <w:proofErr w:type="gramEnd"/>
     </w:p>
-    <w:p>
+    <w:p xmlns:wp14="http://schemas.microsoft.com/office/word/2010/wordml" wp14:textId="77777777">
       <w:pPr>
         <w:pStyle w:val="NormalWeb"/>
         <w:numPr>
@@ -166,7 +166,7 @@
         <w:t xml:space="preserve"> </w:t>
       </w:r>
     </w:p>
-    <w:p>
+    <w:p xmlns:wp14="http://schemas.microsoft.com/office/word/2010/wordml" wp14:textId="77777777">
       <w:pPr>
         <w:pStyle w:val="NormalWeb"/>
         <w:numPr>
@@ -183,7 +183,7 @@
       </w:r>
       <w:proofErr w:type="gramEnd"/>
     </w:p>
-    <w:p>
+    <w:p xmlns:wp14="http://schemas.microsoft.com/office/word/2010/wordml" wp14:textId="77777777">
       <w:pPr>
         <w:pStyle w:val="NormalWeb"/>
         <w:numPr>
@@ -205,7 +205,7 @@
       </w:r>
       <w:proofErr w:type="gramEnd"/>
     </w:p>
-    <w:p>
+    <w:p xmlns:wp14="http://schemas.microsoft.com/office/word/2010/wordml" wp14:textId="77777777">
       <w:pPr>
         <w:pStyle w:val="NormalWeb"/>
       </w:pPr>
@@ -540,7 +540,7 @@
         <w:t xml:space="preserve"> in total.</w:t>
       </w:r>
     </w:p>
-    <w:p>
+    <w:p xmlns:wp14="http://schemas.microsoft.com/office/word/2010/wordml" wp14:textId="77777777">
       <w:pPr>
         <w:pStyle w:val="NormalWeb"/>
       </w:pPr>
@@ -716,7 +716,7 @@
         <w:t>:</w:t>
       </w:r>
     </w:p>
-    <w:p>
+    <w:p xmlns:wp14="http://schemas.microsoft.com/office/word/2010/wordml" wp14:textId="77777777">
       <w:pPr>
         <w:pStyle w:val="NormalWeb"/>
         <w:numPr>
@@ -952,7 +952,7 @@
         <w:t xml:space="preserve"> ERD.</w:t>
       </w:r>
     </w:p>
-    <w:p>
+    <w:p xmlns:wp14="http://schemas.microsoft.com/office/word/2010/wordml" wp14:textId="77777777">
       <w:pPr>
         <w:pStyle w:val="NormalWeb"/>
         <w:numPr>
@@ -1175,7 +1175,7 @@
         <w:t>.</w:t>
       </w:r>
     </w:p>
-    <w:p>
+    <w:p xmlns:wp14="http://schemas.microsoft.com/office/word/2010/wordml" wp14:textId="77777777">
       <w:pPr>
         <w:pStyle w:val="NormalWeb"/>
         <w:numPr>
@@ -1371,7 +1371,7 @@
         <w:t xml:space="preserve"> inside.</w:t>
       </w:r>
     </w:p>
-    <w:p>
+    <w:p xmlns:wp14="http://schemas.microsoft.com/office/word/2010/wordml" wp14:textId="77777777">
       <w:pPr>
         <w:pStyle w:val="NormalWeb"/>
         <w:numPr>
@@ -1610,674 +1610,596 @@
         <w:t>.</w:t>
       </w:r>
     </w:p>
-    <w:p>
+    <w:p xmlns:wp14="http://schemas.microsoft.com/office/word/2010/wordml" wp14:textId="026DE4FB">
       <w:pPr>
         <w:pStyle w:val="NormalWeb"/>
       </w:pPr>
       <w:r>
+        <w:rPr>
+          <w:b w:val="1"/>
+          <w:bCs w:val="1"/>
+        </w:rPr>
+        <w:t>2. RELATIONAL DATA MODEL</w:t>
+      </w:r>
+      <w:r>
+        <w:rPr/>
+        <w:t xml:space="preserve"> </w:t>
+      </w:r>
+    </w:p>
+    <w:p xmlns:wp14="http://schemas.microsoft.com/office/word/2010/wordml" wp14:textId="513D5A4E">
+      <w:pPr>
+        <w:pStyle w:val="NormalWeb"/>
+      </w:pPr>
+      <w:r>
+        <w:rPr/>
+        <w:t>Employee</w:t>
+      </w:r>
+      <w:r>
+        <w:rPr/>
+        <w:t>(</w:t>
+      </w:r>
+      <w:r>
+        <w:rPr>
+          <w:b w:val="1"/>
+          <w:bCs w:val="1"/>
+          <w:u w:val="single"/>
+        </w:rPr>
+        <w:t>ssn</w:t>
+      </w:r>
+      <w:r>
+        <w:rPr/>
+        <w:t>,name,</w:t>
+      </w:r>
+      <w:r>
+        <w:rPr/>
+        <w:t>union_membership_no</w:t>
+      </w:r>
+      <w:r>
+        <w:rPr/>
+        <w:t>)</w:t>
+      </w:r>
+    </w:p>
+    <w:p xmlns:wp14="http://schemas.microsoft.com/office/word/2010/wordml" wp14:textId="4B9C6CC1">
+      <w:pPr>
+        <w:pStyle w:val="NormalWeb"/>
+      </w:pPr>
+      <w:r>
+        <w:rPr/>
+        <w:t>Traffic</w:t>
+      </w:r>
+      <w:r>
+        <w:rPr/>
+        <w:t xml:space="preserve"> Controller(</w:t>
+      </w:r>
+      <w:r>
+        <w:rPr>
+          <w:b w:val="1"/>
+          <w:bCs w:val="1"/>
+          <w:u w:val="single"/>
+        </w:rPr>
+        <w:t>ssn</w:t>
+      </w:r>
+      <w:r>
+        <w:rPr/>
+        <w:t>,last_exam</w:t>
+      </w:r>
+      <w:r>
+        <w:rPr/>
+        <w:t>_date)</w:t>
+      </w:r>
+    </w:p>
+    <w:p xmlns:wp14="http://schemas.microsoft.com/office/word/2010/wordml" wp14:textId="3D5A012B">
+      <w:pPr>
+        <w:pStyle w:val="NormalWeb"/>
+      </w:pPr>
+      <w:r>
+        <w:rPr/>
+        <w:t>Technician</w:t>
+      </w:r>
+      <w:r>
+        <w:rPr/>
+        <w:t>(</w:t>
+      </w:r>
+      <w:r>
+        <w:rPr>
+          <w:b w:val="1"/>
+          <w:bCs w:val="1"/>
+          <w:u w:val="single"/>
+        </w:rPr>
+        <w:t>ssn</w:t>
+      </w:r>
+      <w:r>
+        <w:rPr/>
+        <w:t>)</w:t>
+      </w:r>
+    </w:p>
+    <w:p xmlns:wp14="http://schemas.microsoft.com/office/word/2010/wordml" wp14:textId="05D0891D">
+      <w:pPr>
+        <w:pStyle w:val="NormalWeb"/>
+      </w:pPr>
+      <w:r>
+        <w:rPr/>
+        <w:t>Test(</w:t>
+      </w:r>
+      <w:r>
+        <w:rPr>
+          <w:b w:val="1"/>
+          <w:bCs w:val="1"/>
+          <w:u w:val="single"/>
+        </w:rPr>
+        <w:t>test_id</w:t>
+      </w:r>
+      <w:r>
+        <w:rPr/>
+        <w:t>,test</w:t>
+      </w:r>
+      <w:r>
+        <w:rPr/>
+        <w:t>_name</w:t>
+      </w:r>
+      <w:r>
+        <w:rPr/>
+        <w:t>)</w:t>
+      </w:r>
+    </w:p>
+    <w:p xmlns:wp14="http://schemas.microsoft.com/office/word/2010/wordml" wp14:textId="27B782E1">
+      <w:pPr>
+        <w:pStyle w:val="NormalWeb"/>
+      </w:pPr>
+      <w:r>
+        <w:rPr>
+          <w:lang w:val="en-US"/>
+        </w:rPr>
+        <w:t>Technician_Expertise</w:t>
+      </w:r>
+      <w:r>
+        <w:rPr>
+          <w:lang w:val="en-US"/>
+        </w:rPr>
+        <w:t>(</w:t>
+      </w:r>
+      <w:r>
+        <w:rPr>
+          <w:b w:val="1"/>
+          <w:bCs w:val="1"/>
+          <w:u w:val="single"/>
+          <w:lang w:val="en-US"/>
+        </w:rPr>
+        <w:t>expertise_id</w:t>
+      </w:r>
+      <w:r>
+        <w:rPr>
+          <w:lang w:val="en-US"/>
+        </w:rPr>
+        <w:t>,</w:t>
+      </w:r>
+      <w:r>
+        <w:rPr>
+          <w:b w:val="1"/>
+          <w:bCs w:val="1"/>
+          <w:u w:val="single"/>
+          <w:lang w:val="en-US"/>
+        </w:rPr>
+        <w:t>tech_ssn</w:t>
+      </w:r>
+      <w:r>
+        <w:rPr>
+          <w:lang w:val="en-US"/>
+        </w:rPr>
+        <w:t>,model_no</w:t>
+      </w:r>
+      <w:r>
+        <w:rPr>
+          <w:lang w:val="en-US"/>
+        </w:rPr>
+        <w:t>)</w:t>
+      </w:r>
+    </w:p>
+    <w:p xmlns:wp14="http://schemas.microsoft.com/office/word/2010/wordml" wp14:textId="2B731FD6">
+      <w:pPr>
+        <w:pStyle w:val="NormalWeb"/>
+      </w:pPr>
+      <w:r>
+        <w:rPr>
+          <w:lang w:val="en-US"/>
+        </w:rPr>
+        <w:t>Testing_Event</w:t>
+      </w:r>
+      <w:r>
+        <w:rPr>
+          <w:lang w:val="en-US"/>
+        </w:rPr>
+        <w:t>(</w:t>
+      </w:r>
+      <w:r>
+        <w:rPr>
+          <w:b w:val="1"/>
+          <w:bCs w:val="1"/>
+          <w:u w:val="single"/>
+          <w:lang w:val="en-US"/>
+        </w:rPr>
+        <w:t>event_id</w:t>
+      </w:r>
+      <w:r>
+        <w:rPr>
+          <w:b w:val="1"/>
+          <w:bCs w:val="1"/>
+          <w:u w:val="single"/>
+          <w:lang w:val="en-US"/>
+        </w:rPr>
+        <w:t>,</w:t>
+      </w:r>
+      <w:r>
+        <w:rPr>
+          <w:b w:val="0"/>
+          <w:bCs w:val="0"/>
+          <w:u w:val="none"/>
+          <w:lang w:val="en-US"/>
+        </w:rPr>
+        <w:t xml:space="preserve"> </w:t>
+      </w:r>
+      <w:r>
+        <w:rPr>
+          <w:b w:val="1"/>
+          <w:bCs w:val="1"/>
+          <w:u w:val="single"/>
+          <w:lang w:val="en-US"/>
+        </w:rPr>
+        <w:t>plane_no</w:t>
+      </w:r>
+      <w:r>
+        <w:rPr>
+          <w:b w:val="1"/>
+          <w:bCs w:val="1"/>
+          <w:u w:val="single"/>
+          <w:lang w:val="en-US"/>
+        </w:rPr>
+        <w:t>,</w:t>
+      </w:r>
+      <w:r>
+        <w:rPr>
+          <w:b w:val="0"/>
+          <w:bCs w:val="0"/>
+          <w:u w:val="none"/>
+          <w:lang w:val="en-US"/>
+        </w:rPr>
+        <w:t xml:space="preserve"> </w:t>
+      </w:r>
+      <w:r>
+        <w:rPr>
+          <w:b w:val="1"/>
+          <w:bCs w:val="1"/>
+          <w:u w:val="single"/>
+          <w:lang w:val="en-US"/>
+        </w:rPr>
+        <w:t>tech_ssn</w:t>
+      </w:r>
+      <w:r>
+        <w:rPr>
+          <w:b w:val="1"/>
+          <w:bCs w:val="1"/>
+          <w:u w:val="single"/>
+          <w:lang w:val="en-US"/>
+        </w:rPr>
+        <w:t>,</w:t>
+      </w:r>
+      <w:r>
+        <w:rPr>
+          <w:b w:val="0"/>
+          <w:bCs w:val="0"/>
+          <w:u w:val="none"/>
+          <w:lang w:val="en-US"/>
+        </w:rPr>
+        <w:t xml:space="preserve"> </w:t>
+      </w:r>
+      <w:r>
+        <w:rPr>
+          <w:b w:val="1"/>
+          <w:bCs w:val="1"/>
+          <w:u w:val="single"/>
+          <w:lang w:val="en-US"/>
+        </w:rPr>
+        <w:t>test_id</w:t>
+      </w:r>
+      <w:r>
+        <w:rPr>
+          <w:b w:val="1"/>
+          <w:bCs w:val="1"/>
+          <w:u w:val="single"/>
+          <w:lang w:val="en-US"/>
+        </w:rPr>
+        <w:t>,</w:t>
+      </w:r>
+      <w:r>
+        <w:rPr>
+          <w:lang w:val="en-US"/>
+        </w:rPr>
+        <w:t xml:space="preserve"> </w:t>
+      </w:r>
+      <w:r>
+        <w:rPr>
+          <w:lang w:val="en-US"/>
+        </w:rPr>
+        <w:t>event_dat</w:t>
+      </w:r>
+      <w:r>
+        <w:rPr>
+          <w:lang w:val="en-US"/>
+        </w:rPr>
+        <w:t>e</w:t>
+      </w:r>
+      <w:r>
+        <w:rPr>
+          <w:lang w:val="en-US"/>
+        </w:rPr>
+        <w:t xml:space="preserve">, </w:t>
+      </w:r>
+      <w:r>
+        <w:rPr>
+          <w:lang w:val="en-US"/>
+        </w:rPr>
+        <w:t>hours_spent</w:t>
+      </w:r>
+      <w:r>
+        <w:rPr>
+          <w:lang w:val="en-US"/>
+        </w:rPr>
+        <w:t>, score</w:t>
+      </w:r>
+      <w:r>
+        <w:rPr>
+          <w:lang w:val="en-US"/>
+        </w:rPr>
+        <w:t>)</w:t>
+      </w:r>
+    </w:p>
+    <w:p xmlns:wp14="http://schemas.microsoft.com/office/word/2010/wordml" wp14:textId="2E5F3764">
+      <w:pPr>
+        <w:pStyle w:val="NormalWeb"/>
+      </w:pPr>
+      <w:r>
+        <w:rPr/>
+        <w:t>Airline</w:t>
+      </w:r>
+      <w:r>
+        <w:rPr/>
+        <w:t>(</w:t>
+      </w:r>
+      <w:r>
+        <w:rPr>
+          <w:b w:val="1"/>
+          <w:bCs w:val="1"/>
+          <w:u w:val="single"/>
+        </w:rPr>
+        <w:t>airline_id</w:t>
+      </w:r>
+      <w:r>
+        <w:rPr/>
+        <w:t>,airline_name,contact</w:t>
+      </w:r>
+      <w:r>
+        <w:rPr/>
+        <w:t>_email</w:t>
+      </w:r>
+      <w:r>
+        <w:rPr/>
+        <w:t>)</w:t>
+      </w:r>
+    </w:p>
+    <w:p xmlns:wp14="http://schemas.microsoft.com/office/word/2010/wordml" wp14:textId="5A4BECCA">
+      <w:pPr>
+        <w:pStyle w:val="NormalWeb"/>
+      </w:pPr>
+      <w:r>
+        <w:rPr/>
+        <w:t>Airplane</w:t>
+      </w:r>
+      <w:r>
+        <w:rPr/>
+        <w:t>(</w:t>
+      </w:r>
+      <w:r>
+        <w:rPr>
+          <w:b w:val="1"/>
+          <w:bCs w:val="1"/>
+          <w:u w:val="single"/>
+        </w:rPr>
+        <w:t>plane_no</w:t>
+      </w:r>
+      <w:r>
+        <w:rPr/>
+        <w:t>,model_no,capacity,</w:t>
+      </w:r>
+      <w:r>
+        <w:rPr>
+          <w:b w:val="1"/>
+          <w:bCs w:val="1"/>
+          <w:u w:val="single"/>
+        </w:rPr>
+        <w:t>airline_id</w:t>
+      </w:r>
+      <w:r>
+        <w:rPr/>
+        <w:t>)</w:t>
+      </w:r>
+    </w:p>
+    <w:p xmlns:wp14="http://schemas.microsoft.com/office/word/2010/wordml" wp14:textId="09FC45FA">
+      <w:pPr>
+        <w:pStyle w:val="NormalWeb"/>
+      </w:pPr>
+      <w:r>
+        <w:rPr>
+          <w:lang w:val="en-US"/>
+        </w:rPr>
+        <w:t>Airplane_Hangar</w:t>
+      </w:r>
+      <w:r>
+        <w:rPr>
+          <w:lang w:val="en-US"/>
+        </w:rPr>
+        <w:t>(</w:t>
+      </w:r>
+      <w:r>
+        <w:rPr>
+          <w:b w:val="1"/>
+          <w:bCs w:val="1"/>
+          <w:u w:val="single"/>
+          <w:lang w:val="en-US"/>
+        </w:rPr>
+        <w:t>movement_id</w:t>
+      </w:r>
+      <w:r>
+        <w:rPr>
+          <w:lang w:val="en-US"/>
+        </w:rPr>
+        <w:t>,</w:t>
+      </w:r>
+      <w:r>
+        <w:rPr>
+          <w:b w:val="1"/>
+          <w:bCs w:val="1"/>
+          <w:u w:val="single"/>
+          <w:lang w:val="en-US"/>
+        </w:rPr>
+        <w:t>plane_no</w:t>
+      </w:r>
+      <w:r>
+        <w:rPr>
+          <w:lang w:val="en-US"/>
+        </w:rPr>
+        <w:t>,</w:t>
+      </w:r>
+      <w:r>
+        <w:rPr>
+          <w:b w:val="1"/>
+          <w:bCs w:val="1"/>
+          <w:u w:val="single"/>
+          <w:lang w:val="en-US"/>
+        </w:rPr>
+        <w:t>hangar_no</w:t>
+      </w:r>
+      <w:r>
+        <w:rPr>
+          <w:lang w:val="en-US"/>
+        </w:rPr>
+        <w:t>,date_</w:t>
+      </w:r>
+      <w:r>
+        <w:rPr>
+          <w:lang w:val="en-US"/>
+        </w:rPr>
+        <w:t>in, date_out</w:t>
+      </w:r>
+      <w:r>
+        <w:rPr>
+          <w:lang w:val="en-US"/>
+        </w:rPr>
+        <w:t>)</w:t>
+      </w:r>
+    </w:p>
+    <w:p xmlns:wp14="http://schemas.microsoft.com/office/word/2010/wordml" wp14:textId="4C9F355C">
+      <w:pPr>
+        <w:pStyle w:val="NormalWeb"/>
+      </w:pPr>
+      <w:r>
+        <w:rPr/>
+        <w:t>Hangar(</w:t>
+      </w:r>
+      <w:r>
+        <w:rPr>
+          <w:b w:val="1"/>
+          <w:bCs w:val="1"/>
+          <w:u w:val="single"/>
+        </w:rPr>
+        <w:t>hangar_no</w:t>
+      </w:r>
+      <w:r>
+        <w:rPr/>
+        <w:t>,location</w:t>
+      </w:r>
+      <w:r>
+        <w:rPr/>
+        <w:t>)</w:t>
+      </w:r>
+    </w:p>
+    <w:p xmlns:wp14="http://schemas.microsoft.com/office/word/2010/wordml" wp14:textId="4A41A437">
+      <w:pPr>
+        <w:pStyle w:val="NormalWeb"/>
+        <w:rPr>
+          <w:lang w:val="en-US"/>
+        </w:rPr>
+      </w:pPr>
+      <w:r>
+        <w:rPr>
+          <w:lang w:val="en-US"/>
+        </w:rPr>
+        <w:t>Flight(</w:t>
+      </w:r>
+      <w:r>
+        <w:rPr>
+          <w:b w:val="1"/>
+          <w:bCs w:val="1"/>
+          <w:u w:val="single"/>
+          <w:lang w:val="en-US"/>
+        </w:rPr>
+        <w:t>flight_no</w:t>
+      </w:r>
+      <w:r>
+        <w:rPr>
+          <w:lang w:val="en-US"/>
+        </w:rPr>
+        <w:t>,</w:t>
+      </w:r>
+      <w:r>
+        <w:rPr>
+          <w:b w:val="1"/>
+          <w:bCs w:val="1"/>
+          <w:u w:val="single"/>
+          <w:lang w:val="en-US"/>
+        </w:rPr>
+        <w:t>plane_no</w:t>
+      </w:r>
+      <w:r>
+        <w:rPr>
+          <w:lang w:val="en-US"/>
+        </w:rPr>
+        <w:t>,de</w:t>
+      </w:r>
+      <w:r>
+        <w:rPr>
+          <w:lang w:val="en-US"/>
+        </w:rPr>
+        <w:t>stination,departure_time,arrival_time</w:t>
+      </w:r>
+      <w:r>
+        <w:rPr>
+          <w:lang w:val="en-US"/>
+        </w:rPr>
+        <w:t>)</w:t>
+      </w:r>
+    </w:p>
+    <w:p xmlns:wp14="http://schemas.microsoft.com/office/word/2010/wordml" wp14:textId="77777777">
+      <w:pPr>
+        <w:pStyle w:val="NormalWeb"/>
         <w:rPr>
           <w:b/>
           <w:bCs/>
         </w:rPr>
-        <w:t>2. RELATIONAL DATA MODEL</w:t>
-      </w:r>
-      <w:r>
-        <w:t xml:space="preserve"> </w:t>
-      </w:r>
-      <w:proofErr w:type="spellStart"/>
-      <w:r>
-        <w:t>We</w:t>
-      </w:r>
-      <w:proofErr w:type="spellEnd"/>
-      <w:r>
-        <w:t xml:space="preserve"> </w:t>
-      </w:r>
-      <w:proofErr w:type="spellStart"/>
-      <w:r>
-        <w:t>tried</w:t>
-      </w:r>
-      <w:proofErr w:type="spellEnd"/>
-      <w:r>
-        <w:t xml:space="preserve"> </w:t>
-      </w:r>
-      <w:proofErr w:type="spellStart"/>
-      <w:r>
-        <w:t>to</w:t>
-      </w:r>
-      <w:proofErr w:type="spellEnd"/>
-      <w:r>
-        <w:t xml:space="preserve"> </w:t>
-      </w:r>
-      <w:proofErr w:type="spellStart"/>
-      <w:r>
-        <w:t>follow</w:t>
-      </w:r>
-      <w:proofErr w:type="spellEnd"/>
-      <w:r>
-        <w:t xml:space="preserve"> 3rd Normal Form (3NF) </w:t>
-      </w:r>
-      <w:proofErr w:type="spellStart"/>
-      <w:r>
-        <w:t>rules</w:t>
-      </w:r>
-      <w:proofErr w:type="spellEnd"/>
-      <w:r>
-        <w:t xml:space="preserve"> </w:t>
-      </w:r>
-      <w:proofErr w:type="spellStart"/>
-      <w:r>
-        <w:t>to</w:t>
-      </w:r>
-      <w:proofErr w:type="spellEnd"/>
-      <w:r>
-        <w:t xml:space="preserve"> </w:t>
-      </w:r>
-      <w:proofErr w:type="spellStart"/>
-      <w:r>
-        <w:t>avoid</w:t>
-      </w:r>
-      <w:proofErr w:type="spellEnd"/>
-      <w:r>
-        <w:t xml:space="preserve"> </w:t>
-      </w:r>
-      <w:proofErr w:type="spellStart"/>
-      <w:r>
-        <w:t>repeating</w:t>
-      </w:r>
-      <w:proofErr w:type="spellEnd"/>
-      <w:r>
-        <w:t xml:space="preserve"> </w:t>
-      </w:r>
-      <w:proofErr w:type="gramStart"/>
-      <w:r>
-        <w:t>data</w:t>
-      </w:r>
-      <w:proofErr w:type="gramEnd"/>
-      <w:r>
-        <w:t>.</w:t>
-      </w:r>
-    </w:p>
-    <w:p>
-      <w:pPr>
-        <w:pStyle w:val="NormalWeb"/>
-        <w:numPr>
-          <w:ilvl w:val="0"/>
-          <w:numId w:val="5"/>
-        </w:numPr>
-      </w:pPr>
-      <w:proofErr w:type="spellStart"/>
+      </w:pPr>
       <w:r>
         <w:rPr>
           <w:b/>
           <w:bCs/>
         </w:rPr>
-        <w:t>Primary</w:t>
-      </w:r>
-      <w:proofErr w:type="spellEnd"/>
-      <w:r>
-        <w:rPr>
-          <w:b/>
-          <w:bCs/>
-        </w:rPr>
-        <w:t xml:space="preserve"> </w:t>
-      </w:r>
-      <w:proofErr w:type="spellStart"/>
-      <w:r>
-        <w:rPr>
-          <w:b/>
-          <w:bCs/>
-        </w:rPr>
-        <w:t>Keys</w:t>
-      </w:r>
-      <w:proofErr w:type="spellEnd"/>
-      <w:r>
-        <w:rPr>
-          <w:b/>
-          <w:bCs/>
-        </w:rPr>
-        <w:t xml:space="preserve"> (PK):</w:t>
-      </w:r>
-      <w:r>
-        <w:t xml:space="preserve"> </w:t>
-      </w:r>
-      <w:proofErr w:type="spellStart"/>
-      <w:r>
-        <w:t>Each</w:t>
-      </w:r>
-      <w:proofErr w:type="spellEnd"/>
-      <w:r>
-        <w:t xml:space="preserve"> </w:t>
-      </w:r>
-      <w:proofErr w:type="spellStart"/>
-      <w:r>
-        <w:t>table</w:t>
-      </w:r>
-      <w:proofErr w:type="spellEnd"/>
-      <w:r>
-        <w:t xml:space="preserve"> has a </w:t>
-      </w:r>
-      <w:proofErr w:type="spellStart"/>
-      <w:r>
-        <w:t>unique</w:t>
-      </w:r>
-      <w:proofErr w:type="spellEnd"/>
-      <w:r>
-        <w:t xml:space="preserve"> </w:t>
-      </w:r>
-      <w:proofErr w:type="spellStart"/>
-      <w:r>
-        <w:t>identifier</w:t>
-      </w:r>
-      <w:proofErr w:type="spellEnd"/>
-      <w:r>
-        <w:t xml:space="preserve">, </w:t>
-      </w:r>
-      <w:proofErr w:type="spellStart"/>
-      <w:r>
-        <w:t>like</w:t>
-      </w:r>
-      <w:proofErr w:type="spellEnd"/>
-      <w:r>
-        <w:t xml:space="preserve"> </w:t>
-      </w:r>
-      <w:proofErr w:type="spellStart"/>
-      <w:r>
-        <w:rPr>
-          <w:rStyle w:val="HTMLKodu"/>
-        </w:rPr>
-        <w:t>ssn</w:t>
-      </w:r>
-      <w:proofErr w:type="spellEnd"/>
-      <w:r>
-        <w:t xml:space="preserve"> </w:t>
-      </w:r>
-      <w:proofErr w:type="spellStart"/>
-      <w:r>
-        <w:t>for</w:t>
-      </w:r>
-      <w:proofErr w:type="spellEnd"/>
-      <w:r>
-        <w:t xml:space="preserve"> </w:t>
-      </w:r>
-      <w:proofErr w:type="spellStart"/>
-      <w:r>
-        <w:t>employees</w:t>
-      </w:r>
-      <w:proofErr w:type="spellEnd"/>
-      <w:r>
-        <w:t xml:space="preserve"> </w:t>
-      </w:r>
-      <w:proofErr w:type="spellStart"/>
-      <w:r>
-        <w:t>or</w:t>
-      </w:r>
-      <w:proofErr w:type="spellEnd"/>
-      <w:r>
-        <w:t xml:space="preserve"> </w:t>
-      </w:r>
-      <w:proofErr w:type="spellStart"/>
-      <w:r>
-        <w:rPr>
-          <w:rStyle w:val="HTMLKodu"/>
-        </w:rPr>
-        <w:t>plane_no</w:t>
-      </w:r>
-      <w:proofErr w:type="spellEnd"/>
-      <w:r>
-        <w:t xml:space="preserve"> </w:t>
-      </w:r>
-      <w:proofErr w:type="spellStart"/>
-      <w:r>
-        <w:t>for</w:t>
-      </w:r>
-      <w:proofErr w:type="spellEnd"/>
-      <w:r>
-        <w:t xml:space="preserve"> </w:t>
-      </w:r>
-      <w:proofErr w:type="spellStart"/>
-      <w:r>
-        <w:t>airplanes</w:t>
-      </w:r>
-      <w:proofErr w:type="spellEnd"/>
-      <w:r>
-        <w:t>.</w:t>
+        <w:t>3. ENTITY-RELATIONSHIP DIAGRAM (ERD)</w:t>
       </w:r>
     </w:p>
-    <w:p>
+    <w:p xmlns:wp14="http://schemas.microsoft.com/office/word/2010/wordml" wp14:textId="77777777">
       <w:pPr>
         <w:pStyle w:val="NormalWeb"/>
-        <w:numPr>
-          <w:ilvl w:val="0"/>
-          <w:numId w:val="5"/>
-        </w:numPr>
-      </w:pPr>
-      <w:proofErr w:type="spellStart"/>
-      <w:r>
-        <w:rPr>
-          <w:b/>
-          <w:bCs/>
-        </w:rPr>
-        <w:t>Foreign</w:t>
-      </w:r>
-      <w:proofErr w:type="spellEnd"/>
-      <w:r>
-        <w:rPr>
-          <w:b/>
-          <w:bCs/>
-        </w:rPr>
-        <w:t xml:space="preserve"> </w:t>
-      </w:r>
-      <w:proofErr w:type="spellStart"/>
-      <w:r>
-        <w:rPr>
-          <w:b/>
-          <w:bCs/>
-        </w:rPr>
-        <w:t>Keys</w:t>
-      </w:r>
-      <w:proofErr w:type="spellEnd"/>
-      <w:r>
-        <w:rPr>
-          <w:b/>
-          <w:bCs/>
-        </w:rPr>
-        <w:t xml:space="preserve"> (FK):</w:t>
-      </w:r>
-      <w:r>
-        <w:t xml:space="preserve"> </w:t>
-      </w:r>
-      <w:proofErr w:type="spellStart"/>
-      <w:r>
-        <w:t>We</w:t>
-      </w:r>
-      <w:proofErr w:type="spellEnd"/>
-      <w:r>
-        <w:t xml:space="preserve"> </w:t>
-      </w:r>
-      <w:proofErr w:type="spellStart"/>
-      <w:r>
-        <w:t>linked</w:t>
-      </w:r>
-      <w:proofErr w:type="spellEnd"/>
-      <w:r>
-        <w:t xml:space="preserve"> </w:t>
-      </w:r>
-      <w:proofErr w:type="spellStart"/>
-      <w:r>
-        <w:t>our</w:t>
-      </w:r>
-      <w:proofErr w:type="spellEnd"/>
-      <w:r>
-        <w:t xml:space="preserve"> </w:t>
-      </w:r>
-      <w:proofErr w:type="spellStart"/>
-      <w:r>
-        <w:t>tables</w:t>
-      </w:r>
-      <w:proofErr w:type="spellEnd"/>
-      <w:r>
-        <w:t xml:space="preserve"> </w:t>
-      </w:r>
-      <w:proofErr w:type="spellStart"/>
-      <w:r>
-        <w:t>using</w:t>
-      </w:r>
-      <w:proofErr w:type="spellEnd"/>
-      <w:r>
-        <w:t xml:space="preserve"> </w:t>
-      </w:r>
-      <w:proofErr w:type="spellStart"/>
-      <w:r>
-        <w:t>foreign</w:t>
-      </w:r>
-      <w:proofErr w:type="spellEnd"/>
-      <w:r>
-        <w:t xml:space="preserve"> </w:t>
-      </w:r>
-      <w:proofErr w:type="spellStart"/>
-      <w:r>
-        <w:t>keys</w:t>
-      </w:r>
-      <w:proofErr w:type="spellEnd"/>
-      <w:r>
-        <w:t xml:space="preserve">. </w:t>
-      </w:r>
-      <w:proofErr w:type="spellStart"/>
-      <w:r>
-        <w:t>For</w:t>
-      </w:r>
-      <w:proofErr w:type="spellEnd"/>
-      <w:r>
-        <w:t xml:space="preserve"> </w:t>
-      </w:r>
-      <w:proofErr w:type="spellStart"/>
-      <w:r>
-        <w:t>example</w:t>
-      </w:r>
-      <w:proofErr w:type="spellEnd"/>
-      <w:r>
-        <w:t xml:space="preserve">, a </w:t>
-      </w:r>
-      <w:proofErr w:type="spellStart"/>
-      <w:r>
-        <w:t>technician's</w:t>
-      </w:r>
-      <w:proofErr w:type="spellEnd"/>
-      <w:r>
-        <w:t xml:space="preserve"> SSN in </w:t>
-      </w:r>
-      <w:proofErr w:type="spellStart"/>
-      <w:r>
-        <w:t>the</w:t>
-      </w:r>
-      <w:proofErr w:type="spellEnd"/>
-      <w:r>
-        <w:t xml:space="preserve"> </w:t>
-      </w:r>
-      <w:proofErr w:type="spellStart"/>
-      <w:r>
-        <w:rPr>
-          <w:rStyle w:val="HTMLKodu"/>
-        </w:rPr>
-        <w:t>Testing_Event</w:t>
-      </w:r>
-      <w:proofErr w:type="spellEnd"/>
-      <w:r>
-        <w:t xml:space="preserve"> </w:t>
-      </w:r>
-      <w:proofErr w:type="spellStart"/>
-      <w:r>
-        <w:t>table</w:t>
-      </w:r>
-      <w:proofErr w:type="spellEnd"/>
-      <w:r>
-        <w:t xml:space="preserve"> </w:t>
-      </w:r>
-      <w:proofErr w:type="spellStart"/>
-      <w:r>
-        <w:t>must</w:t>
-      </w:r>
-      <w:proofErr w:type="spellEnd"/>
-      <w:r>
-        <w:t xml:space="preserve"> </w:t>
-      </w:r>
-      <w:proofErr w:type="spellStart"/>
-      <w:r>
-        <w:t>match</w:t>
-      </w:r>
-      <w:proofErr w:type="spellEnd"/>
-      <w:r>
-        <w:t xml:space="preserve"> a </w:t>
-      </w:r>
-      <w:proofErr w:type="spellStart"/>
-      <w:r>
-        <w:t>real</w:t>
-      </w:r>
-      <w:proofErr w:type="spellEnd"/>
-      <w:r>
-        <w:t xml:space="preserve"> </w:t>
-      </w:r>
-      <w:proofErr w:type="spellStart"/>
-      <w:r>
-        <w:t>technician</w:t>
-      </w:r>
-      <w:proofErr w:type="spellEnd"/>
-      <w:r>
-        <w:t xml:space="preserve"> in </w:t>
-      </w:r>
-      <w:proofErr w:type="spellStart"/>
-      <w:r>
-        <w:t>our</w:t>
-      </w:r>
-      <w:proofErr w:type="spellEnd"/>
-      <w:r>
-        <w:t xml:space="preserve"> </w:t>
-      </w:r>
-      <w:proofErr w:type="spellStart"/>
-      <w:r>
-        <w:t>system</w:t>
-      </w:r>
-      <w:proofErr w:type="spellEnd"/>
-      <w:r>
-        <w:t xml:space="preserve">. </w:t>
-      </w:r>
-      <w:proofErr w:type="spellStart"/>
-      <w:r>
-        <w:t>We</w:t>
-      </w:r>
-      <w:proofErr w:type="spellEnd"/>
-      <w:r>
-        <w:t xml:space="preserve"> </w:t>
-      </w:r>
-      <w:proofErr w:type="spellStart"/>
-      <w:r>
-        <w:t>also</w:t>
-      </w:r>
-      <w:proofErr w:type="spellEnd"/>
-      <w:r>
-        <w:t xml:space="preserve"> </w:t>
-      </w:r>
-      <w:proofErr w:type="spellStart"/>
-      <w:r>
-        <w:t>added</w:t>
-      </w:r>
-      <w:proofErr w:type="spellEnd"/>
-      <w:r>
-        <w:t xml:space="preserve"> </w:t>
-      </w:r>
-      <w:r>
-        <w:rPr>
-          <w:rStyle w:val="HTMLKodu"/>
-        </w:rPr>
-        <w:t>ON DELETE CASCADE</w:t>
-      </w:r>
-      <w:r>
-        <w:t xml:space="preserve"> </w:t>
-      </w:r>
-      <w:proofErr w:type="spellStart"/>
-      <w:r>
-        <w:t>rules</w:t>
-      </w:r>
-      <w:proofErr w:type="spellEnd"/>
-      <w:r>
-        <w:t xml:space="preserve">. </w:t>
-      </w:r>
-      <w:proofErr w:type="spellStart"/>
-      <w:r>
-        <w:t>This</w:t>
-      </w:r>
-      <w:proofErr w:type="spellEnd"/>
-      <w:r>
-        <w:t xml:space="preserve"> </w:t>
-      </w:r>
-      <w:proofErr w:type="spellStart"/>
-      <w:r>
-        <w:t>way</w:t>
-      </w:r>
-      <w:proofErr w:type="spellEnd"/>
-      <w:r>
-        <w:t xml:space="preserve">, </w:t>
-      </w:r>
-      <w:proofErr w:type="spellStart"/>
-      <w:r>
-        <w:t>if</w:t>
-      </w:r>
-      <w:proofErr w:type="spellEnd"/>
-      <w:r>
-        <w:t xml:space="preserve"> an </w:t>
-      </w:r>
-      <w:proofErr w:type="spellStart"/>
-      <w:r>
-        <w:t>employee</w:t>
-      </w:r>
-      <w:proofErr w:type="spellEnd"/>
-      <w:r>
-        <w:t xml:space="preserve"> is </w:t>
-      </w:r>
-      <w:proofErr w:type="spellStart"/>
-      <w:r>
-        <w:t>removed</w:t>
-      </w:r>
-      <w:proofErr w:type="spellEnd"/>
-      <w:r>
-        <w:t xml:space="preserve"> </w:t>
-      </w:r>
-      <w:proofErr w:type="spellStart"/>
-      <w:r>
-        <w:t>from</w:t>
-      </w:r>
-      <w:proofErr w:type="spellEnd"/>
-      <w:r>
-        <w:t xml:space="preserve"> </w:t>
-      </w:r>
-      <w:proofErr w:type="spellStart"/>
-      <w:r>
-        <w:t>the</w:t>
-      </w:r>
-      <w:proofErr w:type="spellEnd"/>
-      <w:r>
-        <w:t xml:space="preserve"> </w:t>
-      </w:r>
-      <w:proofErr w:type="spellStart"/>
-      <w:r>
-        <w:t>system</w:t>
-      </w:r>
-      <w:proofErr w:type="spellEnd"/>
-      <w:r>
-        <w:t xml:space="preserve">, </w:t>
-      </w:r>
-      <w:proofErr w:type="spellStart"/>
-      <w:r>
-        <w:t>their</w:t>
-      </w:r>
-      <w:proofErr w:type="spellEnd"/>
-      <w:r>
-        <w:t xml:space="preserve"> </w:t>
-      </w:r>
-      <w:proofErr w:type="spellStart"/>
-      <w:r>
-        <w:t>related</w:t>
-      </w:r>
-      <w:proofErr w:type="spellEnd"/>
-      <w:r>
-        <w:t xml:space="preserve"> </w:t>
-      </w:r>
-      <w:proofErr w:type="spellStart"/>
-      <w:r>
-        <w:t>records</w:t>
-      </w:r>
-      <w:proofErr w:type="spellEnd"/>
-      <w:r>
-        <w:t xml:space="preserve"> </w:t>
-      </w:r>
-      <w:proofErr w:type="spellStart"/>
-      <w:r>
-        <w:t>disappear</w:t>
-      </w:r>
-      <w:proofErr w:type="spellEnd"/>
-      <w:r>
-        <w:t xml:space="preserve"> </w:t>
-      </w:r>
-      <w:proofErr w:type="spellStart"/>
-      <w:r>
-        <w:t>automatically</w:t>
-      </w:r>
-      <w:proofErr w:type="spellEnd"/>
-      <w:r>
-        <w:t xml:space="preserve"> </w:t>
-      </w:r>
-      <w:proofErr w:type="spellStart"/>
-      <w:r>
-        <w:t>without</w:t>
-      </w:r>
-      <w:proofErr w:type="spellEnd"/>
-      <w:r>
-        <w:t xml:space="preserve"> </w:t>
-      </w:r>
-      <w:proofErr w:type="spellStart"/>
-      <w:r>
-        <w:t>giving</w:t>
-      </w:r>
-      <w:proofErr w:type="spellEnd"/>
-      <w:r>
-        <w:t xml:space="preserve"> us </w:t>
-      </w:r>
-      <w:proofErr w:type="spellStart"/>
-      <w:r>
-        <w:t>database</w:t>
-      </w:r>
-      <w:proofErr w:type="spellEnd"/>
-      <w:r>
-        <w:t xml:space="preserve"> </w:t>
-      </w:r>
-      <w:proofErr w:type="spellStart"/>
-      <w:r>
-        <w:t>errors</w:t>
-      </w:r>
-      <w:proofErr w:type="spellEnd"/>
-      <w:r>
-        <w:t>.</w:t>
-      </w:r>
+      </w:pPr>
     </w:p>
-    <w:p>
-      <w:pPr>
-        <w:pStyle w:val="NormalWeb"/>
-        <w:rPr>
-          <w:b/>
-          <w:bCs/>
-        </w:rPr>
-      </w:pPr>
-    </w:p>
-    <w:p>
-      <w:pPr>
-        <w:pStyle w:val="NormalWeb"/>
-        <w:rPr>
-          <w:b/>
-          <w:bCs/>
-        </w:rPr>
-      </w:pPr>
-    </w:p>
-    <w:p>
-      <w:pPr>
-        <w:pStyle w:val="NormalWeb"/>
-        <w:rPr>
-          <w:b/>
-          <w:bCs/>
-        </w:rPr>
-      </w:pPr>
-    </w:p>
-    <w:p>
-      <w:pPr>
-        <w:pStyle w:val="NormalWeb"/>
-        <w:rPr>
-          <w:b/>
-          <w:bCs/>
-        </w:rPr>
-      </w:pPr>
-    </w:p>
-    <w:p>
-      <w:pPr>
-        <w:pStyle w:val="NormalWeb"/>
-        <w:rPr>
-          <w:b/>
-          <w:bCs/>
-        </w:rPr>
-      </w:pPr>
-      <w:r>
-        <w:rPr>
-          <w:b/>
-          <w:bCs/>
-        </w:rPr>
-        <w:lastRenderedPageBreak/>
-        <w:t>3. ENTITY-RELATIONSHIP DIAGRAM (ERD)</w:t>
-      </w:r>
-    </w:p>
-    <w:p>
-      <w:pPr>
-        <w:pStyle w:val="NormalWeb"/>
-      </w:pPr>
-    </w:p>
-    <w:p>
+    <w:p xmlns:wp14="http://schemas.microsoft.com/office/word/2010/wordml" wp14:textId="77777777">
       <w:pPr>
         <w:pStyle w:val="NormalWeb"/>
         <w:rPr>
@@ -2290,7 +2212,7 @@
           <w:noProof/>
         </w:rPr>
         <w:drawing>
-          <wp:inline distT="0" distB="0" distL="0" distR="0" wp14:anchorId="320975A5" wp14:editId="2FF2FD08">
+          <wp:inline xmlns:wp14="http://schemas.microsoft.com/office/word/2010/wordprocessingDrawing" distT="0" distB="0" distL="0" distR="0" wp14:anchorId="320975A5" wp14:editId="2FF2FD08">
             <wp:extent cx="5760720" cy="2701925"/>
             <wp:effectExtent l="0" t="0" r="0" b="3175"/>
             <wp:docPr id="1" name="Resim 1"/>
@@ -2339,24 +2261,24 @@
         <w:t xml:space="preserve"> </w:t>
       </w:r>
     </w:p>
-    <w:p>
+    <w:p xmlns:wp14="http://schemas.microsoft.com/office/word/2010/wordml" wp14:textId="77777777">
       <w:pPr>
         <w:pStyle w:val="NormalWeb"/>
       </w:pPr>
     </w:p>
-    <w:p>
+    <w:p xmlns:wp14="http://schemas.microsoft.com/office/word/2010/wordml" wp14:textId="77777777">
       <w:pPr>
         <w:spacing w:before="100" w:beforeAutospacing="1" w:after="100" w:afterAutospacing="1" w:line="240" w:lineRule="auto"/>
         <w:rPr>
-          <w:rFonts w:ascii="Times New Roman" w:eastAsia="Times New Roman" w:hAnsi="Times New Roman" w:cs="Times New Roman"/>
-          <w:sz w:val="24"/>
-          <w:szCs w:val="24"/>
-          <w:lang w:eastAsia="tr-TR"/>
-        </w:rPr>
-      </w:pPr>
-      <w:r>
-        <w:rPr>
-          <w:rFonts w:ascii="Times New Roman" w:eastAsia="Times New Roman" w:hAnsi="Times New Roman" w:cs="Times New Roman"/>
+          <w:rFonts w:ascii="Times New Roman" w:hAnsi="Times New Roman" w:eastAsia="Times New Roman" w:cs="Times New Roman"/>
+          <w:sz w:val="24"/>
+          <w:szCs w:val="24"/>
+          <w:lang w:eastAsia="tr-TR"/>
+        </w:rPr>
+      </w:pPr>
+      <w:r>
+        <w:rPr>
+          <w:rFonts w:ascii="Times New Roman" w:hAnsi="Times New Roman" w:eastAsia="Times New Roman" w:cs="Times New Roman"/>
           <w:b/>
           <w:bCs/>
           <w:sz w:val="24"/>
@@ -2367,17 +2289,17 @@
       </w:r>
       <w:r>
         <w:rPr>
-          <w:rFonts w:ascii="Times New Roman" w:eastAsia="Times New Roman" w:hAnsi="Times New Roman" w:cs="Times New Roman"/>
-          <w:sz w:val="24"/>
-          <w:szCs w:val="24"/>
-          <w:lang w:eastAsia="tr-TR"/>
-        </w:rPr>
-        <w:t xml:space="preserve"> </w:t>
-      </w:r>
-      <w:proofErr w:type="spellStart"/>
-      <w:r>
-        <w:rPr>
-          <w:rFonts w:ascii="Times New Roman" w:eastAsia="Times New Roman" w:hAnsi="Times New Roman" w:cs="Times New Roman"/>
+          <w:rFonts w:ascii="Times New Roman" w:hAnsi="Times New Roman" w:eastAsia="Times New Roman" w:cs="Times New Roman"/>
+          <w:sz w:val="24"/>
+          <w:szCs w:val="24"/>
+          <w:lang w:eastAsia="tr-TR"/>
+        </w:rPr>
+        <w:t xml:space="preserve"> </w:t>
+      </w:r>
+      <w:proofErr w:type="spellStart"/>
+      <w:r>
+        <w:rPr>
+          <w:rFonts w:ascii="Times New Roman" w:hAnsi="Times New Roman" w:eastAsia="Times New Roman" w:cs="Times New Roman"/>
           <w:sz w:val="24"/>
           <w:szCs w:val="24"/>
           <w:lang w:eastAsia="tr-TR"/>
@@ -2387,17 +2309,17 @@
       <w:proofErr w:type="spellEnd"/>
       <w:r>
         <w:rPr>
-          <w:rFonts w:ascii="Times New Roman" w:eastAsia="Times New Roman" w:hAnsi="Times New Roman" w:cs="Times New Roman"/>
-          <w:sz w:val="24"/>
-          <w:szCs w:val="24"/>
-          <w:lang w:eastAsia="tr-TR"/>
-        </w:rPr>
-        <w:t xml:space="preserve"> </w:t>
-      </w:r>
-      <w:proofErr w:type="spellStart"/>
-      <w:r>
-        <w:rPr>
-          <w:rFonts w:ascii="Times New Roman" w:eastAsia="Times New Roman" w:hAnsi="Times New Roman" w:cs="Times New Roman"/>
+          <w:rFonts w:ascii="Times New Roman" w:hAnsi="Times New Roman" w:eastAsia="Times New Roman" w:cs="Times New Roman"/>
+          <w:sz w:val="24"/>
+          <w:szCs w:val="24"/>
+          <w:lang w:eastAsia="tr-TR"/>
+        </w:rPr>
+        <w:t xml:space="preserve"> </w:t>
+      </w:r>
+      <w:proofErr w:type="spellStart"/>
+      <w:r>
+        <w:rPr>
+          <w:rFonts w:ascii="Times New Roman" w:hAnsi="Times New Roman" w:eastAsia="Times New Roman" w:cs="Times New Roman"/>
           <w:sz w:val="24"/>
           <w:szCs w:val="24"/>
           <w:lang w:eastAsia="tr-TR"/>
@@ -2407,17 +2329,17 @@
       <w:proofErr w:type="spellEnd"/>
       <w:r>
         <w:rPr>
-          <w:rFonts w:ascii="Times New Roman" w:eastAsia="Times New Roman" w:hAnsi="Times New Roman" w:cs="Times New Roman"/>
-          <w:sz w:val="24"/>
-          <w:szCs w:val="24"/>
-          <w:lang w:eastAsia="tr-TR"/>
-        </w:rPr>
-        <w:t xml:space="preserve"> </w:t>
-      </w:r>
-      <w:proofErr w:type="spellStart"/>
-      <w:r>
-        <w:rPr>
-          <w:rFonts w:ascii="Times New Roman" w:eastAsia="Times New Roman" w:hAnsi="Times New Roman" w:cs="Times New Roman"/>
+          <w:rFonts w:ascii="Times New Roman" w:hAnsi="Times New Roman" w:eastAsia="Times New Roman" w:cs="Times New Roman"/>
+          <w:sz w:val="24"/>
+          <w:szCs w:val="24"/>
+          <w:lang w:eastAsia="tr-TR"/>
+        </w:rPr>
+        <w:t xml:space="preserve"> </w:t>
+      </w:r>
+      <w:proofErr w:type="spellStart"/>
+      <w:r>
+        <w:rPr>
+          <w:rFonts w:ascii="Times New Roman" w:hAnsi="Times New Roman" w:eastAsia="Times New Roman" w:cs="Times New Roman"/>
           <w:sz w:val="24"/>
           <w:szCs w:val="24"/>
           <w:lang w:eastAsia="tr-TR"/>
@@ -2427,7 +2349,7 @@
       <w:proofErr w:type="spellEnd"/>
       <w:r>
         <w:rPr>
-          <w:rFonts w:ascii="Times New Roman" w:eastAsia="Times New Roman" w:hAnsi="Times New Roman" w:cs="Times New Roman"/>
+          <w:rFonts w:ascii="Times New Roman" w:hAnsi="Times New Roman" w:eastAsia="Times New Roman" w:cs="Times New Roman"/>
           <w:sz w:val="24"/>
           <w:szCs w:val="24"/>
           <w:lang w:eastAsia="tr-TR"/>
@@ -2437,7 +2359,7 @@
       <w:proofErr w:type="spellStart"/>
       <w:r>
         <w:rPr>
-          <w:rFonts w:ascii="Times New Roman" w:eastAsia="Times New Roman" w:hAnsi="Times New Roman" w:cs="Times New Roman"/>
+          <w:rFonts w:ascii="Times New Roman" w:hAnsi="Times New Roman" w:eastAsia="Times New Roman" w:cs="Times New Roman"/>
           <w:sz w:val="24"/>
           <w:szCs w:val="24"/>
           <w:lang w:eastAsia="tr-TR"/>
@@ -2447,17 +2369,17 @@
       <w:proofErr w:type="spellEnd"/>
       <w:r>
         <w:rPr>
-          <w:rFonts w:ascii="Times New Roman" w:eastAsia="Times New Roman" w:hAnsi="Times New Roman" w:cs="Times New Roman"/>
-          <w:sz w:val="24"/>
-          <w:szCs w:val="24"/>
-          <w:lang w:eastAsia="tr-TR"/>
-        </w:rPr>
-        <w:t xml:space="preserve"> </w:t>
-      </w:r>
-      <w:proofErr w:type="spellStart"/>
-      <w:r>
-        <w:rPr>
-          <w:rFonts w:ascii="Times New Roman" w:eastAsia="Times New Roman" w:hAnsi="Times New Roman" w:cs="Times New Roman"/>
+          <w:rFonts w:ascii="Times New Roman" w:hAnsi="Times New Roman" w:eastAsia="Times New Roman" w:cs="Times New Roman"/>
+          <w:sz w:val="24"/>
+          <w:szCs w:val="24"/>
+          <w:lang w:eastAsia="tr-TR"/>
+        </w:rPr>
+        <w:t xml:space="preserve"> </w:t>
+      </w:r>
+      <w:proofErr w:type="spellStart"/>
+      <w:r>
+        <w:rPr>
+          <w:rFonts w:ascii="Times New Roman" w:hAnsi="Times New Roman" w:eastAsia="Times New Roman" w:cs="Times New Roman"/>
           <w:sz w:val="24"/>
           <w:szCs w:val="24"/>
           <w:lang w:eastAsia="tr-TR"/>
@@ -2467,17 +2389,17 @@
       <w:proofErr w:type="spellEnd"/>
       <w:r>
         <w:rPr>
-          <w:rFonts w:ascii="Times New Roman" w:eastAsia="Times New Roman" w:hAnsi="Times New Roman" w:cs="Times New Roman"/>
-          <w:sz w:val="24"/>
-          <w:szCs w:val="24"/>
-          <w:lang w:eastAsia="tr-TR"/>
-        </w:rPr>
-        <w:t xml:space="preserve"> </w:t>
-      </w:r>
-      <w:proofErr w:type="spellStart"/>
-      <w:r>
-        <w:rPr>
-          <w:rFonts w:ascii="Times New Roman" w:eastAsia="Times New Roman" w:hAnsi="Times New Roman" w:cs="Times New Roman"/>
+          <w:rFonts w:ascii="Times New Roman" w:hAnsi="Times New Roman" w:eastAsia="Times New Roman" w:cs="Times New Roman"/>
+          <w:sz w:val="24"/>
+          <w:szCs w:val="24"/>
+          <w:lang w:eastAsia="tr-TR"/>
+        </w:rPr>
+        <w:t xml:space="preserve"> </w:t>
+      </w:r>
+      <w:proofErr w:type="spellStart"/>
+      <w:r>
+        <w:rPr>
+          <w:rFonts w:ascii="Times New Roman" w:hAnsi="Times New Roman" w:eastAsia="Times New Roman" w:cs="Times New Roman"/>
           <w:sz w:val="24"/>
           <w:szCs w:val="24"/>
           <w:lang w:eastAsia="tr-TR"/>
@@ -2487,17 +2409,17 @@
       <w:proofErr w:type="spellEnd"/>
       <w:r>
         <w:rPr>
-          <w:rFonts w:ascii="Times New Roman" w:eastAsia="Times New Roman" w:hAnsi="Times New Roman" w:cs="Times New Roman"/>
-          <w:sz w:val="24"/>
-          <w:szCs w:val="24"/>
-          <w:lang w:eastAsia="tr-TR"/>
-        </w:rPr>
-        <w:t xml:space="preserve"> </w:t>
-      </w:r>
-      <w:proofErr w:type="spellStart"/>
-      <w:r>
-        <w:rPr>
-          <w:rFonts w:ascii="Times New Roman" w:eastAsia="Times New Roman" w:hAnsi="Times New Roman" w:cs="Times New Roman"/>
+          <w:rFonts w:ascii="Times New Roman" w:hAnsi="Times New Roman" w:eastAsia="Times New Roman" w:cs="Times New Roman"/>
+          <w:sz w:val="24"/>
+          <w:szCs w:val="24"/>
+          <w:lang w:eastAsia="tr-TR"/>
+        </w:rPr>
+        <w:t xml:space="preserve"> </w:t>
+      </w:r>
+      <w:proofErr w:type="spellStart"/>
+      <w:r>
+        <w:rPr>
+          <w:rFonts w:ascii="Times New Roman" w:hAnsi="Times New Roman" w:eastAsia="Times New Roman" w:cs="Times New Roman"/>
           <w:sz w:val="24"/>
           <w:szCs w:val="24"/>
           <w:lang w:eastAsia="tr-TR"/>
@@ -2507,7 +2429,7 @@
       <w:proofErr w:type="spellEnd"/>
       <w:r>
         <w:rPr>
-          <w:rFonts w:ascii="Times New Roman" w:eastAsia="Times New Roman" w:hAnsi="Times New Roman" w:cs="Times New Roman"/>
+          <w:rFonts w:ascii="Times New Roman" w:hAnsi="Times New Roman" w:eastAsia="Times New Roman" w:cs="Times New Roman"/>
           <w:sz w:val="24"/>
           <w:szCs w:val="24"/>
           <w:lang w:eastAsia="tr-TR"/>
@@ -2517,7 +2439,7 @@
       <w:proofErr w:type="spellStart"/>
       <w:r>
         <w:rPr>
-          <w:rFonts w:ascii="Times New Roman" w:eastAsia="Times New Roman" w:hAnsi="Times New Roman" w:cs="Times New Roman"/>
+          <w:rFonts w:ascii="Times New Roman" w:hAnsi="Times New Roman" w:eastAsia="Times New Roman" w:cs="Times New Roman"/>
           <w:sz w:val="24"/>
           <w:szCs w:val="24"/>
           <w:lang w:eastAsia="tr-TR"/>
@@ -2527,17 +2449,17 @@
       <w:proofErr w:type="spellEnd"/>
       <w:r>
         <w:rPr>
-          <w:rFonts w:ascii="Times New Roman" w:eastAsia="Times New Roman" w:hAnsi="Times New Roman" w:cs="Times New Roman"/>
-          <w:sz w:val="24"/>
-          <w:szCs w:val="24"/>
-          <w:lang w:eastAsia="tr-TR"/>
-        </w:rPr>
-        <w:t xml:space="preserve"> </w:t>
-      </w:r>
-      <w:proofErr w:type="spellStart"/>
-      <w:r>
-        <w:rPr>
-          <w:rFonts w:ascii="Times New Roman" w:eastAsia="Times New Roman" w:hAnsi="Times New Roman" w:cs="Times New Roman"/>
+          <w:rFonts w:ascii="Times New Roman" w:hAnsi="Times New Roman" w:eastAsia="Times New Roman" w:cs="Times New Roman"/>
+          <w:sz w:val="24"/>
+          <w:szCs w:val="24"/>
+          <w:lang w:eastAsia="tr-TR"/>
+        </w:rPr>
+        <w:t xml:space="preserve"> </w:t>
+      </w:r>
+      <w:proofErr w:type="spellStart"/>
+      <w:r>
+        <w:rPr>
+          <w:rFonts w:ascii="Times New Roman" w:hAnsi="Times New Roman" w:eastAsia="Times New Roman" w:cs="Times New Roman"/>
           <w:sz w:val="24"/>
           <w:szCs w:val="24"/>
           <w:lang w:eastAsia="tr-TR"/>
@@ -2547,7 +2469,7 @@
       <w:proofErr w:type="spellEnd"/>
       <w:r>
         <w:rPr>
-          <w:rFonts w:ascii="Times New Roman" w:eastAsia="Times New Roman" w:hAnsi="Times New Roman" w:cs="Times New Roman"/>
+          <w:rFonts w:ascii="Times New Roman" w:hAnsi="Times New Roman" w:eastAsia="Times New Roman" w:cs="Times New Roman"/>
           <w:sz w:val="24"/>
           <w:szCs w:val="24"/>
           <w:lang w:eastAsia="tr-TR"/>
@@ -2557,7 +2479,7 @@
       <w:proofErr w:type="spellStart"/>
       <w:r>
         <w:rPr>
-          <w:rFonts w:ascii="Times New Roman" w:eastAsia="Times New Roman" w:hAnsi="Times New Roman" w:cs="Times New Roman"/>
+          <w:rFonts w:ascii="Times New Roman" w:hAnsi="Times New Roman" w:eastAsia="Times New Roman" w:cs="Times New Roman"/>
           <w:sz w:val="24"/>
           <w:szCs w:val="24"/>
           <w:lang w:eastAsia="tr-TR"/>
@@ -2567,17 +2489,17 @@
       <w:proofErr w:type="spellEnd"/>
       <w:r>
         <w:rPr>
-          <w:rFonts w:ascii="Times New Roman" w:eastAsia="Times New Roman" w:hAnsi="Times New Roman" w:cs="Times New Roman"/>
-          <w:sz w:val="24"/>
-          <w:szCs w:val="24"/>
-          <w:lang w:eastAsia="tr-TR"/>
-        </w:rPr>
-        <w:t xml:space="preserve"> </w:t>
-      </w:r>
-      <w:proofErr w:type="spellStart"/>
-      <w:r>
-        <w:rPr>
-          <w:rFonts w:ascii="Times New Roman" w:eastAsia="Times New Roman" w:hAnsi="Times New Roman" w:cs="Times New Roman"/>
+          <w:rFonts w:ascii="Times New Roman" w:hAnsi="Times New Roman" w:eastAsia="Times New Roman" w:cs="Times New Roman"/>
+          <w:sz w:val="24"/>
+          <w:szCs w:val="24"/>
+          <w:lang w:eastAsia="tr-TR"/>
+        </w:rPr>
+        <w:t xml:space="preserve"> </w:t>
+      </w:r>
+      <w:proofErr w:type="spellStart"/>
+      <w:r>
+        <w:rPr>
+          <w:rFonts w:ascii="Times New Roman" w:hAnsi="Times New Roman" w:eastAsia="Times New Roman" w:cs="Times New Roman"/>
           <w:sz w:val="24"/>
           <w:szCs w:val="24"/>
           <w:lang w:eastAsia="tr-TR"/>
@@ -2587,7 +2509,7 @@
       <w:proofErr w:type="spellEnd"/>
       <w:r>
         <w:rPr>
-          <w:rFonts w:ascii="Times New Roman" w:eastAsia="Times New Roman" w:hAnsi="Times New Roman" w:cs="Times New Roman"/>
+          <w:rFonts w:ascii="Times New Roman" w:hAnsi="Times New Roman" w:eastAsia="Times New Roman" w:cs="Times New Roman"/>
           <w:sz w:val="24"/>
           <w:szCs w:val="24"/>
           <w:lang w:eastAsia="tr-TR"/>
@@ -2597,7 +2519,7 @@
       <w:proofErr w:type="gramStart"/>
       <w:r>
         <w:rPr>
-          <w:rFonts w:ascii="Times New Roman" w:eastAsia="Times New Roman" w:hAnsi="Times New Roman" w:cs="Times New Roman"/>
+          <w:rFonts w:ascii="Times New Roman" w:hAnsi="Times New Roman" w:eastAsia="Times New Roman" w:cs="Times New Roman"/>
           <w:sz w:val="24"/>
           <w:szCs w:val="24"/>
           <w:lang w:eastAsia="tr-TR"/>
@@ -2607,7 +2529,7 @@
       <w:proofErr w:type="gramEnd"/>
       <w:r>
         <w:rPr>
-          <w:rFonts w:ascii="Times New Roman" w:eastAsia="Times New Roman" w:hAnsi="Times New Roman" w:cs="Times New Roman"/>
+          <w:rFonts w:ascii="Times New Roman" w:hAnsi="Times New Roman" w:eastAsia="Times New Roman" w:cs="Times New Roman"/>
           <w:sz w:val="24"/>
           <w:szCs w:val="24"/>
           <w:lang w:eastAsia="tr-TR"/>
@@ -2617,7 +2539,7 @@
       <w:proofErr w:type="spellStart"/>
       <w:r>
         <w:rPr>
-          <w:rFonts w:ascii="Times New Roman" w:eastAsia="Times New Roman" w:hAnsi="Times New Roman" w:cs="Times New Roman"/>
+          <w:rFonts w:ascii="Times New Roman" w:hAnsi="Times New Roman" w:eastAsia="Times New Roman" w:cs="Times New Roman"/>
           <w:sz w:val="24"/>
           <w:szCs w:val="24"/>
           <w:lang w:eastAsia="tr-TR"/>
@@ -2627,7 +2549,7 @@
       <w:proofErr w:type="spellEnd"/>
       <w:r>
         <w:rPr>
-          <w:rFonts w:ascii="Times New Roman" w:eastAsia="Times New Roman" w:hAnsi="Times New Roman" w:cs="Times New Roman"/>
+          <w:rFonts w:ascii="Times New Roman" w:hAnsi="Times New Roman" w:eastAsia="Times New Roman" w:cs="Times New Roman"/>
           <w:sz w:val="24"/>
           <w:szCs w:val="24"/>
           <w:lang w:eastAsia="tr-TR"/>
@@ -2637,7 +2559,7 @@
       <w:proofErr w:type="spellStart"/>
       <w:r>
         <w:rPr>
-          <w:rFonts w:ascii="Times New Roman" w:eastAsia="Times New Roman" w:hAnsi="Times New Roman" w:cs="Times New Roman"/>
+          <w:rFonts w:ascii="Times New Roman" w:hAnsi="Times New Roman" w:eastAsia="Times New Roman" w:cs="Times New Roman"/>
           <w:sz w:val="24"/>
           <w:szCs w:val="24"/>
           <w:lang w:eastAsia="tr-TR"/>
@@ -2647,17 +2569,17 @@
       <w:proofErr w:type="spellEnd"/>
       <w:r>
         <w:rPr>
-          <w:rFonts w:ascii="Times New Roman" w:eastAsia="Times New Roman" w:hAnsi="Times New Roman" w:cs="Times New Roman"/>
-          <w:sz w:val="24"/>
-          <w:szCs w:val="24"/>
-          <w:lang w:eastAsia="tr-TR"/>
-        </w:rPr>
-        <w:t xml:space="preserve"> </w:t>
-      </w:r>
-      <w:proofErr w:type="spellStart"/>
-      <w:r>
-        <w:rPr>
-          <w:rFonts w:ascii="Times New Roman" w:eastAsia="Times New Roman" w:hAnsi="Times New Roman" w:cs="Times New Roman"/>
+          <w:rFonts w:ascii="Times New Roman" w:hAnsi="Times New Roman" w:eastAsia="Times New Roman" w:cs="Times New Roman"/>
+          <w:sz w:val="24"/>
+          <w:szCs w:val="24"/>
+          <w:lang w:eastAsia="tr-TR"/>
+        </w:rPr>
+        <w:t xml:space="preserve"> </w:t>
+      </w:r>
+      <w:proofErr w:type="spellStart"/>
+      <w:r>
+        <w:rPr>
+          <w:rFonts w:ascii="Times New Roman" w:hAnsi="Times New Roman" w:eastAsia="Times New Roman" w:cs="Times New Roman"/>
           <w:sz w:val="24"/>
           <w:szCs w:val="24"/>
           <w:lang w:eastAsia="tr-TR"/>
@@ -2667,17 +2589,17 @@
       <w:proofErr w:type="spellEnd"/>
       <w:r>
         <w:rPr>
-          <w:rFonts w:ascii="Times New Roman" w:eastAsia="Times New Roman" w:hAnsi="Times New Roman" w:cs="Times New Roman"/>
-          <w:sz w:val="24"/>
-          <w:szCs w:val="24"/>
-          <w:lang w:eastAsia="tr-TR"/>
-        </w:rPr>
-        <w:t xml:space="preserve"> </w:t>
-      </w:r>
-      <w:proofErr w:type="spellStart"/>
-      <w:r>
-        <w:rPr>
-          <w:rFonts w:ascii="Times New Roman" w:eastAsia="Times New Roman" w:hAnsi="Times New Roman" w:cs="Times New Roman"/>
+          <w:rFonts w:ascii="Times New Roman" w:hAnsi="Times New Roman" w:eastAsia="Times New Roman" w:cs="Times New Roman"/>
+          <w:sz w:val="24"/>
+          <w:szCs w:val="24"/>
+          <w:lang w:eastAsia="tr-TR"/>
+        </w:rPr>
+        <w:t xml:space="preserve"> </w:t>
+      </w:r>
+      <w:proofErr w:type="spellStart"/>
+      <w:r>
+        <w:rPr>
+          <w:rFonts w:ascii="Times New Roman" w:hAnsi="Times New Roman" w:eastAsia="Times New Roman" w:cs="Times New Roman"/>
           <w:sz w:val="24"/>
           <w:szCs w:val="24"/>
           <w:lang w:eastAsia="tr-TR"/>
@@ -2687,17 +2609,17 @@
       <w:proofErr w:type="spellEnd"/>
       <w:r>
         <w:rPr>
-          <w:rFonts w:ascii="Times New Roman" w:eastAsia="Times New Roman" w:hAnsi="Times New Roman" w:cs="Times New Roman"/>
-          <w:sz w:val="24"/>
-          <w:szCs w:val="24"/>
-          <w:lang w:eastAsia="tr-TR"/>
-        </w:rPr>
-        <w:t xml:space="preserve"> </w:t>
-      </w:r>
-      <w:proofErr w:type="spellStart"/>
-      <w:r>
-        <w:rPr>
-          <w:rFonts w:ascii="Times New Roman" w:eastAsia="Times New Roman" w:hAnsi="Times New Roman" w:cs="Times New Roman"/>
+          <w:rFonts w:ascii="Times New Roman" w:hAnsi="Times New Roman" w:eastAsia="Times New Roman" w:cs="Times New Roman"/>
+          <w:sz w:val="24"/>
+          <w:szCs w:val="24"/>
+          <w:lang w:eastAsia="tr-TR"/>
+        </w:rPr>
+        <w:t xml:space="preserve"> </w:t>
+      </w:r>
+      <w:proofErr w:type="spellStart"/>
+      <w:r>
+        <w:rPr>
+          <w:rFonts w:ascii="Times New Roman" w:hAnsi="Times New Roman" w:eastAsia="Times New Roman" w:cs="Times New Roman"/>
           <w:sz w:val="24"/>
           <w:szCs w:val="24"/>
           <w:lang w:eastAsia="tr-TR"/>
@@ -2707,17 +2629,17 @@
       <w:proofErr w:type="spellEnd"/>
       <w:r>
         <w:rPr>
-          <w:rFonts w:ascii="Times New Roman" w:eastAsia="Times New Roman" w:hAnsi="Times New Roman" w:cs="Times New Roman"/>
-          <w:sz w:val="24"/>
-          <w:szCs w:val="24"/>
-          <w:lang w:eastAsia="tr-TR"/>
-        </w:rPr>
-        <w:t xml:space="preserve"> </w:t>
-      </w:r>
-      <w:proofErr w:type="spellStart"/>
-      <w:r>
-        <w:rPr>
-          <w:rFonts w:ascii="Times New Roman" w:eastAsia="Times New Roman" w:hAnsi="Times New Roman" w:cs="Times New Roman"/>
+          <w:rFonts w:ascii="Times New Roman" w:hAnsi="Times New Roman" w:eastAsia="Times New Roman" w:cs="Times New Roman"/>
+          <w:sz w:val="24"/>
+          <w:szCs w:val="24"/>
+          <w:lang w:eastAsia="tr-TR"/>
+        </w:rPr>
+        <w:t xml:space="preserve"> </w:t>
+      </w:r>
+      <w:proofErr w:type="spellStart"/>
+      <w:r>
+        <w:rPr>
+          <w:rFonts w:ascii="Times New Roman" w:hAnsi="Times New Roman" w:eastAsia="Times New Roman" w:cs="Times New Roman"/>
           <w:sz w:val="24"/>
           <w:szCs w:val="24"/>
           <w:lang w:eastAsia="tr-TR"/>
@@ -2727,7 +2649,7 @@
       <w:proofErr w:type="spellEnd"/>
       <w:r>
         <w:rPr>
-          <w:rFonts w:ascii="Times New Roman" w:eastAsia="Times New Roman" w:hAnsi="Times New Roman" w:cs="Times New Roman"/>
+          <w:rFonts w:ascii="Times New Roman" w:hAnsi="Times New Roman" w:eastAsia="Times New Roman" w:cs="Times New Roman"/>
           <w:sz w:val="24"/>
           <w:szCs w:val="24"/>
           <w:lang w:eastAsia="tr-TR"/>
@@ -2737,7 +2659,7 @@
       <w:proofErr w:type="spellStart"/>
       <w:r>
         <w:rPr>
-          <w:rFonts w:ascii="Times New Roman" w:eastAsia="Times New Roman" w:hAnsi="Times New Roman" w:cs="Times New Roman"/>
+          <w:rFonts w:ascii="Times New Roman" w:hAnsi="Times New Roman" w:eastAsia="Times New Roman" w:cs="Times New Roman"/>
           <w:sz w:val="24"/>
           <w:szCs w:val="24"/>
           <w:lang w:eastAsia="tr-TR"/>
@@ -2747,7 +2669,7 @@
       <w:proofErr w:type="spellEnd"/>
       <w:r>
         <w:rPr>
-          <w:rFonts w:ascii="Times New Roman" w:eastAsia="Times New Roman" w:hAnsi="Times New Roman" w:cs="Times New Roman"/>
+          <w:rFonts w:ascii="Times New Roman" w:hAnsi="Times New Roman" w:eastAsia="Times New Roman" w:cs="Times New Roman"/>
           <w:sz w:val="24"/>
           <w:szCs w:val="24"/>
           <w:lang w:eastAsia="tr-TR"/>
@@ -2757,7 +2679,7 @@
       <w:proofErr w:type="spellStart"/>
       <w:r>
         <w:rPr>
-          <w:rFonts w:ascii="Times New Roman" w:eastAsia="Times New Roman" w:hAnsi="Times New Roman" w:cs="Times New Roman"/>
+          <w:rFonts w:ascii="Times New Roman" w:hAnsi="Times New Roman" w:eastAsia="Times New Roman" w:cs="Times New Roman"/>
           <w:sz w:val="24"/>
           <w:szCs w:val="24"/>
           <w:lang w:eastAsia="tr-TR"/>
@@ -2767,17 +2689,17 @@
       <w:proofErr w:type="spellEnd"/>
       <w:r>
         <w:rPr>
-          <w:rFonts w:ascii="Times New Roman" w:eastAsia="Times New Roman" w:hAnsi="Times New Roman" w:cs="Times New Roman"/>
-          <w:sz w:val="24"/>
-          <w:szCs w:val="24"/>
-          <w:lang w:eastAsia="tr-TR"/>
-        </w:rPr>
-        <w:t xml:space="preserve"> </w:t>
-      </w:r>
-      <w:proofErr w:type="spellStart"/>
-      <w:r>
-        <w:rPr>
-          <w:rFonts w:ascii="Times New Roman" w:eastAsia="Times New Roman" w:hAnsi="Times New Roman" w:cs="Times New Roman"/>
+          <w:rFonts w:ascii="Times New Roman" w:hAnsi="Times New Roman" w:eastAsia="Times New Roman" w:cs="Times New Roman"/>
+          <w:sz w:val="24"/>
+          <w:szCs w:val="24"/>
+          <w:lang w:eastAsia="tr-TR"/>
+        </w:rPr>
+        <w:t xml:space="preserve"> </w:t>
+      </w:r>
+      <w:proofErr w:type="spellStart"/>
+      <w:r>
+        <w:rPr>
+          <w:rFonts w:ascii="Times New Roman" w:hAnsi="Times New Roman" w:eastAsia="Times New Roman" w:cs="Times New Roman"/>
           <w:sz w:val="24"/>
           <w:szCs w:val="24"/>
           <w:lang w:eastAsia="tr-TR"/>
@@ -2787,17 +2709,17 @@
       <w:proofErr w:type="spellEnd"/>
       <w:r>
         <w:rPr>
-          <w:rFonts w:ascii="Times New Roman" w:eastAsia="Times New Roman" w:hAnsi="Times New Roman" w:cs="Times New Roman"/>
-          <w:sz w:val="24"/>
-          <w:szCs w:val="24"/>
-          <w:lang w:eastAsia="tr-TR"/>
-        </w:rPr>
-        <w:t xml:space="preserve"> </w:t>
-      </w:r>
-      <w:proofErr w:type="spellStart"/>
-      <w:r>
-        <w:rPr>
-          <w:rFonts w:ascii="Times New Roman" w:eastAsia="Times New Roman" w:hAnsi="Times New Roman" w:cs="Times New Roman"/>
+          <w:rFonts w:ascii="Times New Roman" w:hAnsi="Times New Roman" w:eastAsia="Times New Roman" w:cs="Times New Roman"/>
+          <w:sz w:val="24"/>
+          <w:szCs w:val="24"/>
+          <w:lang w:eastAsia="tr-TR"/>
+        </w:rPr>
+        <w:t xml:space="preserve"> </w:t>
+      </w:r>
+      <w:proofErr w:type="spellStart"/>
+      <w:r>
+        <w:rPr>
+          <w:rFonts w:ascii="Times New Roman" w:hAnsi="Times New Roman" w:eastAsia="Times New Roman" w:cs="Times New Roman"/>
           <w:sz w:val="24"/>
           <w:szCs w:val="24"/>
           <w:lang w:eastAsia="tr-TR"/>
@@ -2807,7 +2729,7 @@
       <w:proofErr w:type="spellEnd"/>
       <w:r>
         <w:rPr>
-          <w:rFonts w:ascii="Times New Roman" w:eastAsia="Times New Roman" w:hAnsi="Times New Roman" w:cs="Times New Roman"/>
+          <w:rFonts w:ascii="Times New Roman" w:hAnsi="Times New Roman" w:eastAsia="Times New Roman" w:cs="Times New Roman"/>
           <w:sz w:val="24"/>
           <w:szCs w:val="24"/>
           <w:lang w:eastAsia="tr-TR"/>
@@ -2817,7 +2739,7 @@
       <w:proofErr w:type="spellStart"/>
       <w:r>
         <w:rPr>
-          <w:rFonts w:ascii="Times New Roman" w:eastAsia="Times New Roman" w:hAnsi="Times New Roman" w:cs="Times New Roman"/>
+          <w:rFonts w:ascii="Times New Roman" w:hAnsi="Times New Roman" w:eastAsia="Times New Roman" w:cs="Times New Roman"/>
           <w:sz w:val="24"/>
           <w:szCs w:val="24"/>
           <w:lang w:eastAsia="tr-TR"/>
@@ -2827,17 +2749,17 @@
       <w:proofErr w:type="spellEnd"/>
       <w:r>
         <w:rPr>
-          <w:rFonts w:ascii="Times New Roman" w:eastAsia="Times New Roman" w:hAnsi="Times New Roman" w:cs="Times New Roman"/>
-          <w:sz w:val="24"/>
-          <w:szCs w:val="24"/>
-          <w:lang w:eastAsia="tr-TR"/>
-        </w:rPr>
-        <w:t xml:space="preserve"> </w:t>
-      </w:r>
-      <w:proofErr w:type="spellStart"/>
-      <w:r>
-        <w:rPr>
-          <w:rFonts w:ascii="Times New Roman" w:eastAsia="Times New Roman" w:hAnsi="Times New Roman" w:cs="Times New Roman"/>
+          <w:rFonts w:ascii="Times New Roman" w:hAnsi="Times New Roman" w:eastAsia="Times New Roman" w:cs="Times New Roman"/>
+          <w:sz w:val="24"/>
+          <w:szCs w:val="24"/>
+          <w:lang w:eastAsia="tr-TR"/>
+        </w:rPr>
+        <w:t xml:space="preserve"> </w:t>
+      </w:r>
+      <w:proofErr w:type="spellStart"/>
+      <w:r>
+        <w:rPr>
+          <w:rFonts w:ascii="Times New Roman" w:hAnsi="Times New Roman" w:eastAsia="Times New Roman" w:cs="Times New Roman"/>
           <w:sz w:val="24"/>
           <w:szCs w:val="24"/>
           <w:lang w:eastAsia="tr-TR"/>
@@ -2847,17 +2769,17 @@
       <w:proofErr w:type="spellEnd"/>
       <w:r>
         <w:rPr>
-          <w:rFonts w:ascii="Times New Roman" w:eastAsia="Times New Roman" w:hAnsi="Times New Roman" w:cs="Times New Roman"/>
-          <w:sz w:val="24"/>
-          <w:szCs w:val="24"/>
-          <w:lang w:eastAsia="tr-TR"/>
-        </w:rPr>
-        <w:t xml:space="preserve"> </w:t>
-      </w:r>
-      <w:proofErr w:type="spellStart"/>
-      <w:r>
-        <w:rPr>
-          <w:rFonts w:ascii="Times New Roman" w:eastAsia="Times New Roman" w:hAnsi="Times New Roman" w:cs="Times New Roman"/>
+          <w:rFonts w:ascii="Times New Roman" w:hAnsi="Times New Roman" w:eastAsia="Times New Roman" w:cs="Times New Roman"/>
+          <w:sz w:val="24"/>
+          <w:szCs w:val="24"/>
+          <w:lang w:eastAsia="tr-TR"/>
+        </w:rPr>
+        <w:t xml:space="preserve"> </w:t>
+      </w:r>
+      <w:proofErr w:type="spellStart"/>
+      <w:r>
+        <w:rPr>
+          <w:rFonts w:ascii="Times New Roman" w:hAnsi="Times New Roman" w:eastAsia="Times New Roman" w:cs="Times New Roman"/>
           <w:sz w:val="24"/>
           <w:szCs w:val="24"/>
           <w:lang w:eastAsia="tr-TR"/>
@@ -2867,7 +2789,7 @@
       <w:proofErr w:type="spellEnd"/>
       <w:r>
         <w:rPr>
-          <w:rFonts w:ascii="Times New Roman" w:eastAsia="Times New Roman" w:hAnsi="Times New Roman" w:cs="Times New Roman"/>
+          <w:rFonts w:ascii="Times New Roman" w:hAnsi="Times New Roman" w:eastAsia="Times New Roman" w:cs="Times New Roman"/>
           <w:sz w:val="24"/>
           <w:szCs w:val="24"/>
           <w:lang w:eastAsia="tr-TR"/>
@@ -2877,7 +2799,7 @@
       <w:proofErr w:type="spellStart"/>
       <w:r>
         <w:rPr>
-          <w:rFonts w:ascii="Times New Roman" w:eastAsia="Times New Roman" w:hAnsi="Times New Roman" w:cs="Times New Roman"/>
+          <w:rFonts w:ascii="Times New Roman" w:hAnsi="Times New Roman" w:eastAsia="Times New Roman" w:cs="Times New Roman"/>
           <w:sz w:val="24"/>
           <w:szCs w:val="24"/>
           <w:lang w:eastAsia="tr-TR"/>
@@ -2887,7 +2809,7 @@
       <w:proofErr w:type="spellEnd"/>
       <w:r>
         <w:rPr>
-          <w:rFonts w:ascii="Times New Roman" w:eastAsia="Times New Roman" w:hAnsi="Times New Roman" w:cs="Times New Roman"/>
+          <w:rFonts w:ascii="Times New Roman" w:hAnsi="Times New Roman" w:eastAsia="Times New Roman" w:cs="Times New Roman"/>
           <w:sz w:val="24"/>
           <w:szCs w:val="24"/>
           <w:lang w:eastAsia="tr-TR"/>
@@ -2897,7 +2819,7 @@
       <w:proofErr w:type="spellStart"/>
       <w:r>
         <w:rPr>
-          <w:rFonts w:ascii="Times New Roman" w:eastAsia="Times New Roman" w:hAnsi="Times New Roman" w:cs="Times New Roman"/>
+          <w:rFonts w:ascii="Times New Roman" w:hAnsi="Times New Roman" w:eastAsia="Times New Roman" w:cs="Times New Roman"/>
           <w:sz w:val="24"/>
           <w:szCs w:val="24"/>
           <w:lang w:eastAsia="tr-TR"/>
@@ -2907,17 +2829,17 @@
       <w:proofErr w:type="spellEnd"/>
       <w:r>
         <w:rPr>
-          <w:rFonts w:ascii="Times New Roman" w:eastAsia="Times New Roman" w:hAnsi="Times New Roman" w:cs="Times New Roman"/>
-          <w:sz w:val="24"/>
-          <w:szCs w:val="24"/>
-          <w:lang w:eastAsia="tr-TR"/>
-        </w:rPr>
-        <w:t xml:space="preserve"> </w:t>
-      </w:r>
-      <w:proofErr w:type="spellStart"/>
-      <w:r>
-        <w:rPr>
-          <w:rFonts w:ascii="Times New Roman" w:eastAsia="Times New Roman" w:hAnsi="Times New Roman" w:cs="Times New Roman"/>
+          <w:rFonts w:ascii="Times New Roman" w:hAnsi="Times New Roman" w:eastAsia="Times New Roman" w:cs="Times New Roman"/>
+          <w:sz w:val="24"/>
+          <w:szCs w:val="24"/>
+          <w:lang w:eastAsia="tr-TR"/>
+        </w:rPr>
+        <w:t xml:space="preserve"> </w:t>
+      </w:r>
+      <w:proofErr w:type="spellStart"/>
+      <w:r>
+        <w:rPr>
+          <w:rFonts w:ascii="Times New Roman" w:hAnsi="Times New Roman" w:eastAsia="Times New Roman" w:cs="Times New Roman"/>
           <w:sz w:val="24"/>
           <w:szCs w:val="24"/>
           <w:lang w:eastAsia="tr-TR"/>
@@ -2927,17 +2849,17 @@
       <w:proofErr w:type="spellEnd"/>
       <w:r>
         <w:rPr>
-          <w:rFonts w:ascii="Times New Roman" w:eastAsia="Times New Roman" w:hAnsi="Times New Roman" w:cs="Times New Roman"/>
-          <w:sz w:val="24"/>
-          <w:szCs w:val="24"/>
-          <w:lang w:eastAsia="tr-TR"/>
-        </w:rPr>
-        <w:t xml:space="preserve"> </w:t>
-      </w:r>
-      <w:proofErr w:type="spellStart"/>
-      <w:r>
-        <w:rPr>
-          <w:rFonts w:ascii="Times New Roman" w:eastAsia="Times New Roman" w:hAnsi="Times New Roman" w:cs="Times New Roman"/>
+          <w:rFonts w:ascii="Times New Roman" w:hAnsi="Times New Roman" w:eastAsia="Times New Roman" w:cs="Times New Roman"/>
+          <w:sz w:val="24"/>
+          <w:szCs w:val="24"/>
+          <w:lang w:eastAsia="tr-TR"/>
+        </w:rPr>
+        <w:t xml:space="preserve"> </w:t>
+      </w:r>
+      <w:proofErr w:type="spellStart"/>
+      <w:r>
+        <w:rPr>
+          <w:rFonts w:ascii="Times New Roman" w:hAnsi="Times New Roman" w:eastAsia="Times New Roman" w:cs="Times New Roman"/>
           <w:sz w:val="24"/>
           <w:szCs w:val="24"/>
           <w:lang w:eastAsia="tr-TR"/>
@@ -2947,7 +2869,7 @@
       <w:proofErr w:type="spellEnd"/>
       <w:r>
         <w:rPr>
-          <w:rFonts w:ascii="Times New Roman" w:eastAsia="Times New Roman" w:hAnsi="Times New Roman" w:cs="Times New Roman"/>
+          <w:rFonts w:ascii="Times New Roman" w:hAnsi="Times New Roman" w:eastAsia="Times New Roman" w:cs="Times New Roman"/>
           <w:sz w:val="24"/>
           <w:szCs w:val="24"/>
           <w:lang w:eastAsia="tr-TR"/>
@@ -2955,20 +2877,20 @@
         <w:t>.</w:t>
       </w:r>
     </w:p>
-    <w:p>
+    <w:p xmlns:wp14="http://schemas.microsoft.com/office/word/2010/wordml" wp14:textId="77777777">
       <w:pPr>
         <w:spacing w:before="100" w:beforeAutospacing="1" w:after="100" w:afterAutospacing="1" w:line="240" w:lineRule="auto"/>
         <w:rPr>
-          <w:rFonts w:ascii="Times New Roman" w:eastAsia="Times New Roman" w:hAnsi="Times New Roman" w:cs="Times New Roman"/>
-          <w:sz w:val="24"/>
-          <w:szCs w:val="24"/>
-          <w:lang w:eastAsia="tr-TR"/>
-        </w:rPr>
-      </w:pPr>
-      <w:proofErr w:type="spellStart"/>
-      <w:r>
-        <w:rPr>
-          <w:rFonts w:ascii="Times New Roman" w:eastAsia="Times New Roman" w:hAnsi="Times New Roman" w:cs="Times New Roman"/>
+          <w:rFonts w:ascii="Times New Roman" w:hAnsi="Times New Roman" w:eastAsia="Times New Roman" w:cs="Times New Roman"/>
+          <w:sz w:val="24"/>
+          <w:szCs w:val="24"/>
+          <w:lang w:eastAsia="tr-TR"/>
+        </w:rPr>
+      </w:pPr>
+      <w:proofErr w:type="spellStart"/>
+      <w:r>
+        <w:rPr>
+          <w:rFonts w:ascii="Times New Roman" w:hAnsi="Times New Roman" w:eastAsia="Times New Roman" w:cs="Times New Roman"/>
           <w:b/>
           <w:bCs/>
           <w:sz w:val="24"/>
@@ -2980,7 +2902,7 @@
       <w:proofErr w:type="spellEnd"/>
       <w:r>
         <w:rPr>
-          <w:rFonts w:ascii="Times New Roman" w:eastAsia="Times New Roman" w:hAnsi="Times New Roman" w:cs="Times New Roman"/>
+          <w:rFonts w:ascii="Times New Roman" w:hAnsi="Times New Roman" w:eastAsia="Times New Roman" w:cs="Times New Roman"/>
           <w:b/>
           <w:bCs/>
           <w:sz w:val="24"/>
@@ -2992,7 +2914,7 @@
       <w:proofErr w:type="spellStart"/>
       <w:r>
         <w:rPr>
-          <w:rFonts w:ascii="Times New Roman" w:eastAsia="Times New Roman" w:hAnsi="Times New Roman" w:cs="Times New Roman"/>
+          <w:rFonts w:ascii="Times New Roman" w:hAnsi="Times New Roman" w:eastAsia="Times New Roman" w:cs="Times New Roman"/>
           <w:b/>
           <w:bCs/>
           <w:sz w:val="24"/>
@@ -3004,7 +2926,7 @@
       <w:proofErr w:type="spellEnd"/>
       <w:r>
         <w:rPr>
-          <w:rFonts w:ascii="Times New Roman" w:eastAsia="Times New Roman" w:hAnsi="Times New Roman" w:cs="Times New Roman"/>
+          <w:rFonts w:ascii="Times New Roman" w:hAnsi="Times New Roman" w:eastAsia="Times New Roman" w:cs="Times New Roman"/>
           <w:b/>
           <w:bCs/>
           <w:sz w:val="24"/>
@@ -3015,7 +2937,7 @@
       </w:r>
       <w:r>
         <w:rPr>
-          <w:rFonts w:ascii="Times New Roman" w:eastAsia="Times New Roman" w:hAnsi="Times New Roman" w:cs="Times New Roman"/>
+          <w:rFonts w:ascii="Times New Roman" w:hAnsi="Times New Roman" w:eastAsia="Times New Roman" w:cs="Times New Roman"/>
           <w:b/>
           <w:bCs/>
           <w:sz w:val="24"/>
@@ -3026,7 +2948,7 @@
       </w:r>
       <w:r>
         <w:rPr>
-          <w:rFonts w:ascii="Times New Roman" w:eastAsia="Times New Roman" w:hAnsi="Times New Roman" w:cs="Times New Roman"/>
+          <w:rFonts w:ascii="Times New Roman" w:hAnsi="Times New Roman" w:eastAsia="Times New Roman" w:cs="Times New Roman"/>
           <w:bCs/>
           <w:sz w:val="24"/>
           <w:szCs w:val="24"/>
@@ -3035,7 +2957,7 @@
         <w:t>https://github.com/exzoncrp/Ercan-Airport-Management-System</w:t>
       </w:r>
     </w:p>
-    <w:p>
+    <w:p xmlns:wp14="http://schemas.microsoft.com/office/word/2010/wordml" wp14:textId="77777777">
       <w:proofErr w:type="spellStart"/>
       <w:r>
         <w:t>Queries</w:t>
@@ -3052,10 +2974,10 @@
       <w:r>
         <w:t>:</w:t>
       </w:r>
-      <w:bookmarkStart w:id="0" w:name="_GoBack"/>
+      <w:bookmarkStart w:name="_GoBack" w:id="0"/>
       <w:bookmarkEnd w:id="0"/>
     </w:p>
-    <w:p>
+    <w:p xmlns:wp14="http://schemas.microsoft.com/office/word/2010/wordml" wp14:textId="77777777">
       <w:proofErr w:type="spellStart"/>
       <w:r>
         <w:t>Queries</w:t>
@@ -3065,14 +2987,14 @@
         <w:t xml:space="preserve"> 7:</w:t>
       </w:r>
     </w:p>
-    <w:p>
+    <w:p xmlns:wp14="http://schemas.microsoft.com/office/word/2010/wordml" wp14:textId="77777777">
       <w:r>
         <w:rPr>
           <w:noProof/>
           <w:lang w:eastAsia="tr-TR"/>
         </w:rPr>
         <w:drawing>
-          <wp:inline distT="0" distB="0" distL="0" distR="0" wp14:anchorId="476AC1DD" wp14:editId="2BC8D6BE">
+          <wp:inline xmlns:wp14="http://schemas.microsoft.com/office/word/2010/wordprocessingDrawing" distT="0" distB="0" distL="0" distR="0" wp14:anchorId="476AC1DD" wp14:editId="2BC8D6BE">
             <wp:extent cx="5760720" cy="2814828"/>
             <wp:effectExtent l="0" t="0" r="0" b="5080"/>
             <wp:docPr id="2" name="Resim 2"/>
@@ -3108,11 +3030,10 @@
         </w:drawing>
       </w:r>
     </w:p>
-    <w:p/>
-    <w:p>
-      <w:proofErr w:type="spellStart"/>
-      <w:r>
-        <w:lastRenderedPageBreak/>
+    <w:p xmlns:wp14="http://schemas.microsoft.com/office/word/2010/wordml" wp14:textId="77777777"/>
+    <w:p xmlns:wp14="http://schemas.microsoft.com/office/word/2010/wordml" wp14:textId="77777777">
+      <w:proofErr w:type="spellStart"/>
+      <w:r>
         <w:t>Queries</w:t>
       </w:r>
       <w:proofErr w:type="spellEnd"/>
@@ -3120,14 +3041,14 @@
         <w:t xml:space="preserve"> 3:</w:t>
       </w:r>
     </w:p>
-    <w:p>
+    <w:p xmlns:wp14="http://schemas.microsoft.com/office/word/2010/wordml" wp14:textId="77777777">
       <w:r>
         <w:rPr>
           <w:noProof/>
           <w:lang w:eastAsia="tr-TR"/>
         </w:rPr>
         <w:drawing>
-          <wp:inline distT="0" distB="0" distL="0" distR="0" wp14:anchorId="2F34707D" wp14:editId="391E448C">
+          <wp:inline xmlns:wp14="http://schemas.microsoft.com/office/word/2010/wordprocessingDrawing" distT="0" distB="0" distL="0" distR="0" wp14:anchorId="2F34707D" wp14:editId="391E448C">
             <wp:extent cx="5760720" cy="2751133"/>
             <wp:effectExtent l="0" t="0" r="0" b="0"/>
             <wp:docPr id="3" name="Resim 3"/>
@@ -3163,7 +3084,7 @@
         </w:drawing>
       </w:r>
     </w:p>
-    <w:p>
+    <w:p xmlns:wp14="http://schemas.microsoft.com/office/word/2010/wordml" wp14:textId="77777777">
       <w:proofErr w:type="spellStart"/>
       <w:r>
         <w:t>Queries</w:t>
@@ -3173,14 +3094,14 @@
         <w:t xml:space="preserve"> 12:</w:t>
       </w:r>
     </w:p>
-    <w:p>
+    <w:p xmlns:wp14="http://schemas.microsoft.com/office/word/2010/wordml" wp14:textId="77777777">
       <w:r>
         <w:rPr>
           <w:noProof/>
           <w:lang w:eastAsia="tr-TR"/>
         </w:rPr>
         <w:drawing>
-          <wp:inline distT="0" distB="0" distL="0" distR="0" wp14:anchorId="74622D66" wp14:editId="0DEEE9D1">
+          <wp:inline xmlns:wp14="http://schemas.microsoft.com/office/word/2010/wordprocessingDrawing" distT="0" distB="0" distL="0" distR="0" wp14:anchorId="74622D66" wp14:editId="0DEEE9D1">
             <wp:extent cx="5760720" cy="2257497"/>
             <wp:effectExtent l="0" t="0" r="0" b="9525"/>
             <wp:docPr id="4" name="Resim 4"/>
@@ -3216,7 +3137,7 @@
         </w:drawing>
       </w:r>
     </w:p>
-    <w:p>
+    <w:p xmlns:wp14="http://schemas.microsoft.com/office/word/2010/wordml" wp14:textId="77777777">
       <w:proofErr w:type="spellStart"/>
       <w:r>
         <w:t>Queries</w:t>
@@ -3226,14 +3147,14 @@
         <w:t xml:space="preserve"> 15:</w:t>
       </w:r>
     </w:p>
-    <w:p>
+    <w:p xmlns:wp14="http://schemas.microsoft.com/office/word/2010/wordml" wp14:textId="77777777">
       <w:r>
         <w:rPr>
           <w:noProof/>
           <w:lang w:eastAsia="tr-TR"/>
         </w:rPr>
         <w:drawing>
-          <wp:inline distT="0" distB="0" distL="0" distR="0" wp14:anchorId="23CE6674" wp14:editId="683FBFFB">
+          <wp:inline xmlns:wp14="http://schemas.microsoft.com/office/word/2010/wordprocessingDrawing" distT="0" distB="0" distL="0" distR="0" wp14:anchorId="23CE6674" wp14:editId="683FBFFB">
             <wp:extent cx="5760720" cy="1666481"/>
             <wp:effectExtent l="0" t="0" r="0" b="0"/>
             <wp:docPr id="5" name="Resim 5"/>
@@ -3269,9 +3190,9 @@
         </w:drawing>
       </w:r>
     </w:p>
-    <w:p/>
+    <w:p xmlns:wp14="http://schemas.microsoft.com/office/word/2010/wordml" wp14:textId="77777777"/>
     <w:sectPr>
-      <w:pgSz w:w="11906" w:h="16838"/>
+      <w:pgSz w:w="11906" w:h="16838" w:orient="portrait"/>
       <w:pgMar w:top="1417" w:right="1417" w:bottom="1417" w:left="1417" w:header="708" w:footer="708" w:gutter="0"/>
       <w:cols w:space="708"/>
       <w:docGrid w:linePitch="360"/>
@@ -3298,7 +3219,7 @@
         <w:ind w:left="720" w:hanging="360"/>
       </w:pPr>
       <w:rPr>
-        <w:rFonts w:ascii="Symbol" w:hAnsi="Symbol" w:hint="default"/>
+        <w:rFonts w:hint="default" w:ascii="Symbol" w:hAnsi="Symbol"/>
         <w:sz w:val="20"/>
       </w:rPr>
     </w:lvl>
@@ -3314,7 +3235,7 @@
         <w:ind w:left="1440" w:hanging="360"/>
       </w:pPr>
       <w:rPr>
-        <w:rFonts w:ascii="Courier New" w:hAnsi="Courier New" w:hint="default"/>
+        <w:rFonts w:hint="default" w:ascii="Courier New" w:hAnsi="Courier New"/>
         <w:sz w:val="20"/>
       </w:rPr>
     </w:lvl>
@@ -3330,7 +3251,7 @@
         <w:ind w:left="2160" w:hanging="360"/>
       </w:pPr>
       <w:rPr>
-        <w:rFonts w:ascii="Wingdings" w:hAnsi="Wingdings" w:hint="default"/>
+        <w:rFonts w:hint="default" w:ascii="Wingdings" w:hAnsi="Wingdings"/>
         <w:sz w:val="20"/>
       </w:rPr>
     </w:lvl>
@@ -3346,7 +3267,7 @@
         <w:ind w:left="2880" w:hanging="360"/>
       </w:pPr>
       <w:rPr>
-        <w:rFonts w:ascii="Wingdings" w:hAnsi="Wingdings" w:hint="default"/>
+        <w:rFonts w:hint="default" w:ascii="Wingdings" w:hAnsi="Wingdings"/>
         <w:sz w:val="20"/>
       </w:rPr>
     </w:lvl>
@@ -3362,7 +3283,7 @@
         <w:ind w:left="3600" w:hanging="360"/>
       </w:pPr>
       <w:rPr>
-        <w:rFonts w:ascii="Wingdings" w:hAnsi="Wingdings" w:hint="default"/>
+        <w:rFonts w:hint="default" w:ascii="Wingdings" w:hAnsi="Wingdings"/>
         <w:sz w:val="20"/>
       </w:rPr>
     </w:lvl>
@@ -3378,7 +3299,7 @@
         <w:ind w:left="4320" w:hanging="360"/>
       </w:pPr>
       <w:rPr>
-        <w:rFonts w:ascii="Wingdings" w:hAnsi="Wingdings" w:hint="default"/>
+        <w:rFonts w:hint="default" w:ascii="Wingdings" w:hAnsi="Wingdings"/>
         <w:sz w:val="20"/>
       </w:rPr>
     </w:lvl>
@@ -3394,7 +3315,7 @@
         <w:ind w:left="5040" w:hanging="360"/>
       </w:pPr>
       <w:rPr>
-        <w:rFonts w:ascii="Wingdings" w:hAnsi="Wingdings" w:hint="default"/>
+        <w:rFonts w:hint="default" w:ascii="Wingdings" w:hAnsi="Wingdings"/>
         <w:sz w:val="20"/>
       </w:rPr>
     </w:lvl>
@@ -3410,7 +3331,7 @@
         <w:ind w:left="5760" w:hanging="360"/>
       </w:pPr>
       <w:rPr>
-        <w:rFonts w:ascii="Wingdings" w:hAnsi="Wingdings" w:hint="default"/>
+        <w:rFonts w:hint="default" w:ascii="Wingdings" w:hAnsi="Wingdings"/>
         <w:sz w:val="20"/>
       </w:rPr>
     </w:lvl>
@@ -3426,7 +3347,7 @@
         <w:ind w:left="6480" w:hanging="360"/>
       </w:pPr>
       <w:rPr>
-        <w:rFonts w:ascii="Wingdings" w:hAnsi="Wingdings" w:hint="default"/>
+        <w:rFonts w:hint="default" w:ascii="Wingdings" w:hAnsi="Wingdings"/>
         <w:sz w:val="20"/>
       </w:rPr>
     </w:lvl>
@@ -3447,7 +3368,7 @@
         <w:ind w:left="720" w:hanging="360"/>
       </w:pPr>
       <w:rPr>
-        <w:rFonts w:ascii="Symbol" w:hAnsi="Symbol" w:hint="default"/>
+        <w:rFonts w:hint="default" w:ascii="Symbol" w:hAnsi="Symbol"/>
         <w:sz w:val="20"/>
       </w:rPr>
     </w:lvl>
@@ -3463,7 +3384,7 @@
         <w:ind w:left="1440" w:hanging="360"/>
       </w:pPr>
       <w:rPr>
-        <w:rFonts w:ascii="Courier New" w:hAnsi="Courier New" w:hint="default"/>
+        <w:rFonts w:hint="default" w:ascii="Courier New" w:hAnsi="Courier New"/>
         <w:sz w:val="20"/>
       </w:rPr>
     </w:lvl>
@@ -3479,7 +3400,7 @@
         <w:ind w:left="2160" w:hanging="360"/>
       </w:pPr>
       <w:rPr>
-        <w:rFonts w:ascii="Wingdings" w:hAnsi="Wingdings" w:hint="default"/>
+        <w:rFonts w:hint="default" w:ascii="Wingdings" w:hAnsi="Wingdings"/>
         <w:sz w:val="20"/>
       </w:rPr>
     </w:lvl>
@@ -3495,7 +3416,7 @@
         <w:ind w:left="2880" w:hanging="360"/>
       </w:pPr>
       <w:rPr>
-        <w:rFonts w:ascii="Wingdings" w:hAnsi="Wingdings" w:hint="default"/>
+        <w:rFonts w:hint="default" w:ascii="Wingdings" w:hAnsi="Wingdings"/>
         <w:sz w:val="20"/>
       </w:rPr>
     </w:lvl>
@@ -3511,7 +3432,7 @@
         <w:ind w:left="3600" w:hanging="360"/>
       </w:pPr>
       <w:rPr>
-        <w:rFonts w:ascii="Wingdings" w:hAnsi="Wingdings" w:hint="default"/>
+        <w:rFonts w:hint="default" w:ascii="Wingdings" w:hAnsi="Wingdings"/>
         <w:sz w:val="20"/>
       </w:rPr>
     </w:lvl>
@@ -3527,7 +3448,7 @@
         <w:ind w:left="4320" w:hanging="360"/>
       </w:pPr>
       <w:rPr>
-        <w:rFonts w:ascii="Wingdings" w:hAnsi="Wingdings" w:hint="default"/>
+        <w:rFonts w:hint="default" w:ascii="Wingdings" w:hAnsi="Wingdings"/>
         <w:sz w:val="20"/>
       </w:rPr>
     </w:lvl>
@@ -3543,7 +3464,7 @@
         <w:ind w:left="5040" w:hanging="360"/>
       </w:pPr>
       <w:rPr>
-        <w:rFonts w:ascii="Wingdings" w:hAnsi="Wingdings" w:hint="default"/>
+        <w:rFonts w:hint="default" w:ascii="Wingdings" w:hAnsi="Wingdings"/>
         <w:sz w:val="20"/>
       </w:rPr>
     </w:lvl>
@@ -3559,7 +3480,7 @@
         <w:ind w:left="5760" w:hanging="360"/>
       </w:pPr>
       <w:rPr>
-        <w:rFonts w:ascii="Wingdings" w:hAnsi="Wingdings" w:hint="default"/>
+        <w:rFonts w:hint="default" w:ascii="Wingdings" w:hAnsi="Wingdings"/>
         <w:sz w:val="20"/>
       </w:rPr>
     </w:lvl>
@@ -3575,7 +3496,7 @@
         <w:ind w:left="6480" w:hanging="360"/>
       </w:pPr>
       <w:rPr>
-        <w:rFonts w:ascii="Wingdings" w:hAnsi="Wingdings" w:hint="default"/>
+        <w:rFonts w:hint="default" w:ascii="Wingdings" w:hAnsi="Wingdings"/>
         <w:sz w:val="20"/>
       </w:rPr>
     </w:lvl>
@@ -3596,7 +3517,7 @@
         <w:ind w:left="720" w:hanging="360"/>
       </w:pPr>
       <w:rPr>
-        <w:rFonts w:ascii="Symbol" w:hAnsi="Symbol" w:hint="default"/>
+        <w:rFonts w:hint="default" w:ascii="Symbol" w:hAnsi="Symbol"/>
         <w:sz w:val="20"/>
       </w:rPr>
     </w:lvl>
@@ -3612,7 +3533,7 @@
         <w:ind w:left="1440" w:hanging="360"/>
       </w:pPr>
       <w:rPr>
-        <w:rFonts w:ascii="Courier New" w:hAnsi="Courier New" w:hint="default"/>
+        <w:rFonts w:hint="default" w:ascii="Courier New" w:hAnsi="Courier New"/>
         <w:sz w:val="20"/>
       </w:rPr>
     </w:lvl>
@@ -3628,7 +3549,7 @@
         <w:ind w:left="2160" w:hanging="360"/>
       </w:pPr>
       <w:rPr>
-        <w:rFonts w:ascii="Wingdings" w:hAnsi="Wingdings" w:hint="default"/>
+        <w:rFonts w:hint="default" w:ascii="Wingdings" w:hAnsi="Wingdings"/>
         <w:sz w:val="20"/>
       </w:rPr>
     </w:lvl>
@@ -3644,7 +3565,7 @@
         <w:ind w:left="2880" w:hanging="360"/>
       </w:pPr>
       <w:rPr>
-        <w:rFonts w:ascii="Wingdings" w:hAnsi="Wingdings" w:hint="default"/>
+        <w:rFonts w:hint="default" w:ascii="Wingdings" w:hAnsi="Wingdings"/>
         <w:sz w:val="20"/>
       </w:rPr>
     </w:lvl>
@@ -3660,7 +3581,7 @@
         <w:ind w:left="3600" w:hanging="360"/>
       </w:pPr>
       <w:rPr>
-        <w:rFonts w:ascii="Wingdings" w:hAnsi="Wingdings" w:hint="default"/>
+        <w:rFonts w:hint="default" w:ascii="Wingdings" w:hAnsi="Wingdings"/>
         <w:sz w:val="20"/>
       </w:rPr>
     </w:lvl>
@@ -3676,7 +3597,7 @@
         <w:ind w:left="4320" w:hanging="360"/>
       </w:pPr>
       <w:rPr>
-        <w:rFonts w:ascii="Wingdings" w:hAnsi="Wingdings" w:hint="default"/>
+        <w:rFonts w:hint="default" w:ascii="Wingdings" w:hAnsi="Wingdings"/>
         <w:sz w:val="20"/>
       </w:rPr>
     </w:lvl>
@@ -3692,7 +3613,7 @@
         <w:ind w:left="5040" w:hanging="360"/>
       </w:pPr>
       <w:rPr>
-        <w:rFonts w:ascii="Wingdings" w:hAnsi="Wingdings" w:hint="default"/>
+        <w:rFonts w:hint="default" w:ascii="Wingdings" w:hAnsi="Wingdings"/>
         <w:sz w:val="20"/>
       </w:rPr>
     </w:lvl>
@@ -3708,7 +3629,7 @@
         <w:ind w:left="5760" w:hanging="360"/>
       </w:pPr>
       <w:rPr>
-        <w:rFonts w:ascii="Wingdings" w:hAnsi="Wingdings" w:hint="default"/>
+        <w:rFonts w:hint="default" w:ascii="Wingdings" w:hAnsi="Wingdings"/>
         <w:sz w:val="20"/>
       </w:rPr>
     </w:lvl>
@@ -3724,7 +3645,7 @@
         <w:ind w:left="6480" w:hanging="360"/>
       </w:pPr>
       <w:rPr>
-        <w:rFonts w:ascii="Wingdings" w:hAnsi="Wingdings" w:hint="default"/>
+        <w:rFonts w:hint="default" w:ascii="Wingdings" w:hAnsi="Wingdings"/>
         <w:sz w:val="20"/>
       </w:rPr>
     </w:lvl>
@@ -3858,7 +3779,7 @@
         <w:ind w:left="720" w:hanging="360"/>
       </w:pPr>
       <w:rPr>
-        <w:rFonts w:ascii="Symbol" w:hAnsi="Symbol" w:hint="default"/>
+        <w:rFonts w:hint="default" w:ascii="Symbol" w:hAnsi="Symbol"/>
         <w:sz w:val="20"/>
       </w:rPr>
     </w:lvl>
@@ -3874,7 +3795,7 @@
         <w:ind w:left="1440" w:hanging="360"/>
       </w:pPr>
       <w:rPr>
-        <w:rFonts w:ascii="Courier New" w:hAnsi="Courier New" w:hint="default"/>
+        <w:rFonts w:hint="default" w:ascii="Courier New" w:hAnsi="Courier New"/>
         <w:sz w:val="20"/>
       </w:rPr>
     </w:lvl>
@@ -3890,7 +3811,7 @@
         <w:ind w:left="2160" w:hanging="360"/>
       </w:pPr>
       <w:rPr>
-        <w:rFonts w:ascii="Wingdings" w:hAnsi="Wingdings" w:hint="default"/>
+        <w:rFonts w:hint="default" w:ascii="Wingdings" w:hAnsi="Wingdings"/>
         <w:sz w:val="20"/>
       </w:rPr>
     </w:lvl>
@@ -3906,7 +3827,7 @@
         <w:ind w:left="2880" w:hanging="360"/>
       </w:pPr>
       <w:rPr>
-        <w:rFonts w:ascii="Wingdings" w:hAnsi="Wingdings" w:hint="default"/>
+        <w:rFonts w:hint="default" w:ascii="Wingdings" w:hAnsi="Wingdings"/>
         <w:sz w:val="20"/>
       </w:rPr>
     </w:lvl>
@@ -3922,7 +3843,7 @@
         <w:ind w:left="3600" w:hanging="360"/>
       </w:pPr>
       <w:rPr>
-        <w:rFonts w:ascii="Wingdings" w:hAnsi="Wingdings" w:hint="default"/>
+        <w:rFonts w:hint="default" w:ascii="Wingdings" w:hAnsi="Wingdings"/>
         <w:sz w:val="20"/>
       </w:rPr>
     </w:lvl>
@@ -3938,7 +3859,7 @@
         <w:ind w:left="4320" w:hanging="360"/>
       </w:pPr>
       <w:rPr>
-        <w:rFonts w:ascii="Wingdings" w:hAnsi="Wingdings" w:hint="default"/>
+        <w:rFonts w:hint="default" w:ascii="Wingdings" w:hAnsi="Wingdings"/>
         <w:sz w:val="20"/>
       </w:rPr>
     </w:lvl>
@@ -3954,7 +3875,7 @@
         <w:ind w:left="5040" w:hanging="360"/>
       </w:pPr>
       <w:rPr>
-        <w:rFonts w:ascii="Wingdings" w:hAnsi="Wingdings" w:hint="default"/>
+        <w:rFonts w:hint="default" w:ascii="Wingdings" w:hAnsi="Wingdings"/>
         <w:sz w:val="20"/>
       </w:rPr>
     </w:lvl>
@@ -3970,7 +3891,7 @@
         <w:ind w:left="5760" w:hanging="360"/>
       </w:pPr>
       <w:rPr>
-        <w:rFonts w:ascii="Wingdings" w:hAnsi="Wingdings" w:hint="default"/>
+        <w:rFonts w:hint="default" w:ascii="Wingdings" w:hAnsi="Wingdings"/>
         <w:sz w:val="20"/>
       </w:rPr>
     </w:lvl>
@@ -3986,7 +3907,7 @@
         <w:ind w:left="6480" w:hanging="360"/>
       </w:pPr>
       <w:rPr>
-        <w:rFonts w:ascii="Wingdings" w:hAnsi="Wingdings" w:hint="default"/>
+        <w:rFonts w:hint="default" w:ascii="Wingdings" w:hAnsi="Wingdings"/>
         <w:sz w:val="20"/>
       </w:rPr>
     </w:lvl>
@@ -4010,11 +3931,11 @@
 </file>
 
 <file path=word/styles.xml><?xml version="1.0" encoding="utf-8"?>
-<w:styles xmlns:mc="http://schemas.openxmlformats.org/markup-compatibility/2006" xmlns:r="http://schemas.openxmlformats.org/officeDocument/2006/relationships" xmlns:w="http://schemas.openxmlformats.org/wordprocessingml/2006/main" xmlns:w14="http://schemas.microsoft.com/office/word/2010/wordml" mc:Ignorable="w14">
+<w:styles xmlns:wp14="http://schemas.microsoft.com/office/word/2010/wordprocessingDrawing" xmlns:mc="http://schemas.openxmlformats.org/markup-compatibility/2006" xmlns:r="http://schemas.openxmlformats.org/officeDocument/2006/relationships" xmlns:w="http://schemas.openxmlformats.org/wordprocessingml/2006/main" xmlns:w14="http://schemas.microsoft.com/office/word/2010/wordml" mc:Ignorable="w14 wp14">
   <w:docDefaults>
     <w:rPrDefault>
       <w:rPr>
-        <w:rFonts w:asciiTheme="minorHAnsi" w:eastAsiaTheme="minorHAnsi" w:hAnsiTheme="minorHAnsi" w:cstheme="minorBidi"/>
+        <w:rFonts w:asciiTheme="minorHAnsi" w:hAnsiTheme="minorHAnsi" w:eastAsiaTheme="minorHAnsi" w:cstheme="minorBidi"/>
         <w:sz w:val="22"/>
         <w:szCs w:val="22"/>
         <w:lang w:val="tr-TR" w:eastAsia="en-US" w:bidi="ar-SA"/>
@@ -4027,8 +3948,8 @@
     </w:pPrDefault>
   </w:docDefaults>
   <w:latentStyles w:defLockedState="0" w:defUIPriority="99" w:defSemiHidden="1" w:defUnhideWhenUsed="1" w:defQFormat="0" w:count="267">
-    <w:lsdException w:name="Normal" w:semiHidden="0" w:uiPriority="0" w:unhideWhenUsed="0" w:qFormat="1"/>
-    <w:lsdException w:name="heading 1" w:semiHidden="0" w:uiPriority="9" w:unhideWhenUsed="0" w:qFormat="1"/>
+    <w:lsdException w:name="Normal" w:uiPriority="0" w:semiHidden="0" w:unhideWhenUsed="0" w:qFormat="1"/>
+    <w:lsdException w:name="heading 1" w:uiPriority="9" w:semiHidden="0" w:unhideWhenUsed="0" w:qFormat="1"/>
     <w:lsdException w:name="heading 2" w:uiPriority="9" w:qFormat="1"/>
     <w:lsdException w:name="heading 3" w:uiPriority="9" w:qFormat="1"/>
     <w:lsdException w:name="heading 4" w:uiPriority="9" w:qFormat="1"/>
@@ -4047,135 +3968,135 @@
     <w:lsdException w:name="toc 8" w:uiPriority="39"/>
     <w:lsdException w:name="toc 9" w:uiPriority="39"/>
     <w:lsdException w:name="caption" w:uiPriority="35" w:qFormat="1"/>
-    <w:lsdException w:name="Title" w:semiHidden="0" w:uiPriority="10" w:unhideWhenUsed="0" w:qFormat="1"/>
+    <w:lsdException w:name="Title" w:uiPriority="10" w:semiHidden="0" w:unhideWhenUsed="0" w:qFormat="1"/>
     <w:lsdException w:name="Default Paragraph Font" w:uiPriority="1"/>
-    <w:lsdException w:name="Subtitle" w:semiHidden="0" w:uiPriority="11" w:unhideWhenUsed="0" w:qFormat="1"/>
-    <w:lsdException w:name="Strong" w:semiHidden="0" w:uiPriority="22" w:unhideWhenUsed="0" w:qFormat="1"/>
-    <w:lsdException w:name="Emphasis" w:semiHidden="0" w:uiPriority="20" w:unhideWhenUsed="0" w:qFormat="1"/>
-    <w:lsdException w:name="Table Grid" w:semiHidden="0" w:uiPriority="59" w:unhideWhenUsed="0"/>
+    <w:lsdException w:name="Subtitle" w:uiPriority="11" w:semiHidden="0" w:unhideWhenUsed="0" w:qFormat="1"/>
+    <w:lsdException w:name="Strong" w:uiPriority="22" w:semiHidden="0" w:unhideWhenUsed="0" w:qFormat="1"/>
+    <w:lsdException w:name="Emphasis" w:uiPriority="20" w:semiHidden="0" w:unhideWhenUsed="0" w:qFormat="1"/>
+    <w:lsdException w:name="Table Grid" w:uiPriority="59" w:semiHidden="0" w:unhideWhenUsed="0"/>
     <w:lsdException w:name="Placeholder Text" w:unhideWhenUsed="0"/>
-    <w:lsdException w:name="No Spacing" w:semiHidden="0" w:uiPriority="1" w:unhideWhenUsed="0" w:qFormat="1"/>
-    <w:lsdException w:name="Light Shading" w:semiHidden="0" w:uiPriority="60" w:unhideWhenUsed="0"/>
-    <w:lsdException w:name="Light List" w:semiHidden="0" w:uiPriority="61" w:unhideWhenUsed="0"/>
-    <w:lsdException w:name="Light Grid" w:semiHidden="0" w:uiPriority="62" w:unhideWhenUsed="0"/>
-    <w:lsdException w:name="Medium Shading 1" w:semiHidden="0" w:uiPriority="63" w:unhideWhenUsed="0"/>
-    <w:lsdException w:name="Medium Shading 2" w:semiHidden="0" w:uiPriority="64" w:unhideWhenUsed="0"/>
-    <w:lsdException w:name="Medium List 1" w:semiHidden="0" w:uiPriority="65" w:unhideWhenUsed="0"/>
-    <w:lsdException w:name="Medium List 2" w:semiHidden="0" w:uiPriority="66" w:unhideWhenUsed="0"/>
-    <w:lsdException w:name="Medium Grid 1" w:semiHidden="0" w:uiPriority="67" w:unhideWhenUsed="0"/>
-    <w:lsdException w:name="Medium Grid 2" w:semiHidden="0" w:uiPriority="68" w:unhideWhenUsed="0"/>
-    <w:lsdException w:name="Medium Grid 3" w:semiHidden="0" w:uiPriority="69" w:unhideWhenUsed="0"/>
-    <w:lsdException w:name="Dark List" w:semiHidden="0" w:uiPriority="70" w:unhideWhenUsed="0"/>
-    <w:lsdException w:name="Colorful Shading" w:semiHidden="0" w:uiPriority="71" w:unhideWhenUsed="0"/>
-    <w:lsdException w:name="Colorful List" w:semiHidden="0" w:uiPriority="72" w:unhideWhenUsed="0"/>
-    <w:lsdException w:name="Colorful Grid" w:semiHidden="0" w:uiPriority="73" w:unhideWhenUsed="0"/>
-    <w:lsdException w:name="Light Shading Accent 1" w:semiHidden="0" w:uiPriority="60" w:unhideWhenUsed="0"/>
-    <w:lsdException w:name="Light List Accent 1" w:semiHidden="0" w:uiPriority="61" w:unhideWhenUsed="0"/>
-    <w:lsdException w:name="Light Grid Accent 1" w:semiHidden="0" w:uiPriority="62" w:unhideWhenUsed="0"/>
-    <w:lsdException w:name="Medium Shading 1 Accent 1" w:semiHidden="0" w:uiPriority="63" w:unhideWhenUsed="0"/>
-    <w:lsdException w:name="Medium Shading 2 Accent 1" w:semiHidden="0" w:uiPriority="64" w:unhideWhenUsed="0"/>
-    <w:lsdException w:name="Medium List 1 Accent 1" w:semiHidden="0" w:uiPriority="65" w:unhideWhenUsed="0"/>
+    <w:lsdException w:name="No Spacing" w:uiPriority="1" w:semiHidden="0" w:unhideWhenUsed="0" w:qFormat="1"/>
+    <w:lsdException w:name="Light Shading" w:uiPriority="60" w:semiHidden="0" w:unhideWhenUsed="0"/>
+    <w:lsdException w:name="Light List" w:uiPriority="61" w:semiHidden="0" w:unhideWhenUsed="0"/>
+    <w:lsdException w:name="Light Grid" w:uiPriority="62" w:semiHidden="0" w:unhideWhenUsed="0"/>
+    <w:lsdException w:name="Medium Shading 1" w:uiPriority="63" w:semiHidden="0" w:unhideWhenUsed="0"/>
+    <w:lsdException w:name="Medium Shading 2" w:uiPriority="64" w:semiHidden="0" w:unhideWhenUsed="0"/>
+    <w:lsdException w:name="Medium List 1" w:uiPriority="65" w:semiHidden="0" w:unhideWhenUsed="0"/>
+    <w:lsdException w:name="Medium List 2" w:uiPriority="66" w:semiHidden="0" w:unhideWhenUsed="0"/>
+    <w:lsdException w:name="Medium Grid 1" w:uiPriority="67" w:semiHidden="0" w:unhideWhenUsed="0"/>
+    <w:lsdException w:name="Medium Grid 2" w:uiPriority="68" w:semiHidden="0" w:unhideWhenUsed="0"/>
+    <w:lsdException w:name="Medium Grid 3" w:uiPriority="69" w:semiHidden="0" w:unhideWhenUsed="0"/>
+    <w:lsdException w:name="Dark List" w:uiPriority="70" w:semiHidden="0" w:unhideWhenUsed="0"/>
+    <w:lsdException w:name="Colorful Shading" w:uiPriority="71" w:semiHidden="0" w:unhideWhenUsed="0"/>
+    <w:lsdException w:name="Colorful List" w:uiPriority="72" w:semiHidden="0" w:unhideWhenUsed="0"/>
+    <w:lsdException w:name="Colorful Grid" w:uiPriority="73" w:semiHidden="0" w:unhideWhenUsed="0"/>
+    <w:lsdException w:name="Light Shading Accent 1" w:uiPriority="60" w:semiHidden="0" w:unhideWhenUsed="0"/>
+    <w:lsdException w:name="Light List Accent 1" w:uiPriority="61" w:semiHidden="0" w:unhideWhenUsed="0"/>
+    <w:lsdException w:name="Light Grid Accent 1" w:uiPriority="62" w:semiHidden="0" w:unhideWhenUsed="0"/>
+    <w:lsdException w:name="Medium Shading 1 Accent 1" w:uiPriority="63" w:semiHidden="0" w:unhideWhenUsed="0"/>
+    <w:lsdException w:name="Medium Shading 2 Accent 1" w:uiPriority="64" w:semiHidden="0" w:unhideWhenUsed="0"/>
+    <w:lsdException w:name="Medium List 1 Accent 1" w:uiPriority="65" w:semiHidden="0" w:unhideWhenUsed="0"/>
     <w:lsdException w:name="Revision" w:unhideWhenUsed="0"/>
-    <w:lsdException w:name="List Paragraph" w:semiHidden="0" w:uiPriority="34" w:unhideWhenUsed="0" w:qFormat="1"/>
-    <w:lsdException w:name="Quote" w:semiHidden="0" w:uiPriority="29" w:unhideWhenUsed="0" w:qFormat="1"/>
-    <w:lsdException w:name="Intense Quote" w:semiHidden="0" w:uiPriority="30" w:unhideWhenUsed="0" w:qFormat="1"/>
-    <w:lsdException w:name="Medium List 2 Accent 1" w:semiHidden="0" w:uiPriority="66" w:unhideWhenUsed="0"/>
-    <w:lsdException w:name="Medium Grid 1 Accent 1" w:semiHidden="0" w:uiPriority="67" w:unhideWhenUsed="0"/>
-    <w:lsdException w:name="Medium Grid 2 Accent 1" w:semiHidden="0" w:uiPriority="68" w:unhideWhenUsed="0"/>
-    <w:lsdException w:name="Medium Grid 3 Accent 1" w:semiHidden="0" w:uiPriority="69" w:unhideWhenUsed="0"/>
-    <w:lsdException w:name="Dark List Accent 1" w:semiHidden="0" w:uiPriority="70" w:unhideWhenUsed="0"/>
-    <w:lsdException w:name="Colorful Shading Accent 1" w:semiHidden="0" w:uiPriority="71" w:unhideWhenUsed="0"/>
-    <w:lsdException w:name="Colorful List Accent 1" w:semiHidden="0" w:uiPriority="72" w:unhideWhenUsed="0"/>
-    <w:lsdException w:name="Colorful Grid Accent 1" w:semiHidden="0" w:uiPriority="73" w:unhideWhenUsed="0"/>
-    <w:lsdException w:name="Light Shading Accent 2" w:semiHidden="0" w:uiPriority="60" w:unhideWhenUsed="0"/>
-    <w:lsdException w:name="Light List Accent 2" w:semiHidden="0" w:uiPriority="61" w:unhideWhenUsed="0"/>
-    <w:lsdException w:name="Light Grid Accent 2" w:semiHidden="0" w:uiPriority="62" w:unhideWhenUsed="0"/>
-    <w:lsdException w:name="Medium Shading 1 Accent 2" w:semiHidden="0" w:uiPriority="63" w:unhideWhenUsed="0"/>
-    <w:lsdException w:name="Medium Shading 2 Accent 2" w:semiHidden="0" w:uiPriority="64" w:unhideWhenUsed="0"/>
-    <w:lsdException w:name="Medium List 1 Accent 2" w:semiHidden="0" w:uiPriority="65" w:unhideWhenUsed="0"/>
-    <w:lsdException w:name="Medium List 2 Accent 2" w:semiHidden="0" w:uiPriority="66" w:unhideWhenUsed="0"/>
-    <w:lsdException w:name="Medium Grid 1 Accent 2" w:semiHidden="0" w:uiPriority="67" w:unhideWhenUsed="0"/>
-    <w:lsdException w:name="Medium Grid 2 Accent 2" w:semiHidden="0" w:uiPriority="68" w:unhideWhenUsed="0"/>
-    <w:lsdException w:name="Medium Grid 3 Accent 2" w:semiHidden="0" w:uiPriority="69" w:unhideWhenUsed="0"/>
-    <w:lsdException w:name="Dark List Accent 2" w:semiHidden="0" w:uiPriority="70" w:unhideWhenUsed="0"/>
-    <w:lsdException w:name="Colorful Shading Accent 2" w:semiHidden="0" w:uiPriority="71" w:unhideWhenUsed="0"/>
-    <w:lsdException w:name="Colorful List Accent 2" w:semiHidden="0" w:uiPriority="72" w:unhideWhenUsed="0"/>
-    <w:lsdException w:name="Colorful Grid Accent 2" w:semiHidden="0" w:uiPriority="73" w:unhideWhenUsed="0"/>
-    <w:lsdException w:name="Light Shading Accent 3" w:semiHidden="0" w:uiPriority="60" w:unhideWhenUsed="0"/>
-    <w:lsdException w:name="Light List Accent 3" w:semiHidden="0" w:uiPriority="61" w:unhideWhenUsed="0"/>
-    <w:lsdException w:name="Light Grid Accent 3" w:semiHidden="0" w:uiPriority="62" w:unhideWhenUsed="0"/>
-    <w:lsdException w:name="Medium Shading 1 Accent 3" w:semiHidden="0" w:uiPriority="63" w:unhideWhenUsed="0"/>
-    <w:lsdException w:name="Medium Shading 2 Accent 3" w:semiHidden="0" w:uiPriority="64" w:unhideWhenUsed="0"/>
-    <w:lsdException w:name="Medium List 1 Accent 3" w:semiHidden="0" w:uiPriority="65" w:unhideWhenUsed="0"/>
-    <w:lsdException w:name="Medium List 2 Accent 3" w:semiHidden="0" w:uiPriority="66" w:unhideWhenUsed="0"/>
-    <w:lsdException w:name="Medium Grid 1 Accent 3" w:semiHidden="0" w:uiPriority="67" w:unhideWhenUsed="0"/>
-    <w:lsdException w:name="Medium Grid 2 Accent 3" w:semiHidden="0" w:uiPriority="68" w:unhideWhenUsed="0"/>
-    <w:lsdException w:name="Medium Grid 3 Accent 3" w:semiHidden="0" w:uiPriority="69" w:unhideWhenUsed="0"/>
-    <w:lsdException w:name="Dark List Accent 3" w:semiHidden="0" w:uiPriority="70" w:unhideWhenUsed="0"/>
-    <w:lsdException w:name="Colorful Shading Accent 3" w:semiHidden="0" w:uiPriority="71" w:unhideWhenUsed="0"/>
-    <w:lsdException w:name="Colorful List Accent 3" w:semiHidden="0" w:uiPriority="72" w:unhideWhenUsed="0"/>
-    <w:lsdException w:name="Colorful Grid Accent 3" w:semiHidden="0" w:uiPriority="73" w:unhideWhenUsed="0"/>
-    <w:lsdException w:name="Light Shading Accent 4" w:semiHidden="0" w:uiPriority="60" w:unhideWhenUsed="0"/>
-    <w:lsdException w:name="Light List Accent 4" w:semiHidden="0" w:uiPriority="61" w:unhideWhenUsed="0"/>
-    <w:lsdException w:name="Light Grid Accent 4" w:semiHidden="0" w:uiPriority="62" w:unhideWhenUsed="0"/>
-    <w:lsdException w:name="Medium Shading 1 Accent 4" w:semiHidden="0" w:uiPriority="63" w:unhideWhenUsed="0"/>
-    <w:lsdException w:name="Medium Shading 2 Accent 4" w:semiHidden="0" w:uiPriority="64" w:unhideWhenUsed="0"/>
-    <w:lsdException w:name="Medium List 1 Accent 4" w:semiHidden="0" w:uiPriority="65" w:unhideWhenUsed="0"/>
-    <w:lsdException w:name="Medium List 2 Accent 4" w:semiHidden="0" w:uiPriority="66" w:unhideWhenUsed="0"/>
-    <w:lsdException w:name="Medium Grid 1 Accent 4" w:semiHidden="0" w:uiPriority="67" w:unhideWhenUsed="0"/>
-    <w:lsdException w:name="Medium Grid 2 Accent 4" w:semiHidden="0" w:uiPriority="68" w:unhideWhenUsed="0"/>
-    <w:lsdException w:name="Medium Grid 3 Accent 4" w:semiHidden="0" w:uiPriority="69" w:unhideWhenUsed="0"/>
-    <w:lsdException w:name="Dark List Accent 4" w:semiHidden="0" w:uiPriority="70" w:unhideWhenUsed="0"/>
-    <w:lsdException w:name="Colorful Shading Accent 4" w:semiHidden="0" w:uiPriority="71" w:unhideWhenUsed="0"/>
-    <w:lsdException w:name="Colorful List Accent 4" w:semiHidden="0" w:uiPriority="72" w:unhideWhenUsed="0"/>
-    <w:lsdException w:name="Colorful Grid Accent 4" w:semiHidden="0" w:uiPriority="73" w:unhideWhenUsed="0"/>
-    <w:lsdException w:name="Light Shading Accent 5" w:semiHidden="0" w:uiPriority="60" w:unhideWhenUsed="0"/>
-    <w:lsdException w:name="Light List Accent 5" w:semiHidden="0" w:uiPriority="61" w:unhideWhenUsed="0"/>
-    <w:lsdException w:name="Light Grid Accent 5" w:semiHidden="0" w:uiPriority="62" w:unhideWhenUsed="0"/>
-    <w:lsdException w:name="Medium Shading 1 Accent 5" w:semiHidden="0" w:uiPriority="63" w:unhideWhenUsed="0"/>
-    <w:lsdException w:name="Medium Shading 2 Accent 5" w:semiHidden="0" w:uiPriority="64" w:unhideWhenUsed="0"/>
-    <w:lsdException w:name="Medium List 1 Accent 5" w:semiHidden="0" w:uiPriority="65" w:unhideWhenUsed="0"/>
-    <w:lsdException w:name="Medium List 2 Accent 5" w:semiHidden="0" w:uiPriority="66" w:unhideWhenUsed="0"/>
-    <w:lsdException w:name="Medium Grid 1 Accent 5" w:semiHidden="0" w:uiPriority="67" w:unhideWhenUsed="0"/>
-    <w:lsdException w:name="Medium Grid 2 Accent 5" w:semiHidden="0" w:uiPriority="68" w:unhideWhenUsed="0"/>
-    <w:lsdException w:name="Medium Grid 3 Accent 5" w:semiHidden="0" w:uiPriority="69" w:unhideWhenUsed="0"/>
-    <w:lsdException w:name="Dark List Accent 5" w:semiHidden="0" w:uiPriority="70" w:unhideWhenUsed="0"/>
-    <w:lsdException w:name="Colorful Shading Accent 5" w:semiHidden="0" w:uiPriority="71" w:unhideWhenUsed="0"/>
-    <w:lsdException w:name="Colorful List Accent 5" w:semiHidden="0" w:uiPriority="72" w:unhideWhenUsed="0"/>
-    <w:lsdException w:name="Colorful Grid Accent 5" w:semiHidden="0" w:uiPriority="73" w:unhideWhenUsed="0"/>
-    <w:lsdException w:name="Light Shading Accent 6" w:semiHidden="0" w:uiPriority="60" w:unhideWhenUsed="0"/>
-    <w:lsdException w:name="Light List Accent 6" w:semiHidden="0" w:uiPriority="61" w:unhideWhenUsed="0"/>
-    <w:lsdException w:name="Light Grid Accent 6" w:semiHidden="0" w:uiPriority="62" w:unhideWhenUsed="0"/>
-    <w:lsdException w:name="Medium Shading 1 Accent 6" w:semiHidden="0" w:uiPriority="63" w:unhideWhenUsed="0"/>
-    <w:lsdException w:name="Medium Shading 2 Accent 6" w:semiHidden="0" w:uiPriority="64" w:unhideWhenUsed="0"/>
-    <w:lsdException w:name="Medium List 1 Accent 6" w:semiHidden="0" w:uiPriority="65" w:unhideWhenUsed="0"/>
-    <w:lsdException w:name="Medium List 2 Accent 6" w:semiHidden="0" w:uiPriority="66" w:unhideWhenUsed="0"/>
-    <w:lsdException w:name="Medium Grid 1 Accent 6" w:semiHidden="0" w:uiPriority="67" w:unhideWhenUsed="0"/>
-    <w:lsdException w:name="Medium Grid 2 Accent 6" w:semiHidden="0" w:uiPriority="68" w:unhideWhenUsed="0"/>
-    <w:lsdException w:name="Medium Grid 3 Accent 6" w:semiHidden="0" w:uiPriority="69" w:unhideWhenUsed="0"/>
-    <w:lsdException w:name="Dark List Accent 6" w:semiHidden="0" w:uiPriority="70" w:unhideWhenUsed="0"/>
-    <w:lsdException w:name="Colorful Shading Accent 6" w:semiHidden="0" w:uiPriority="71" w:unhideWhenUsed="0"/>
-    <w:lsdException w:name="Colorful List Accent 6" w:semiHidden="0" w:uiPriority="72" w:unhideWhenUsed="0"/>
-    <w:lsdException w:name="Colorful Grid Accent 6" w:semiHidden="0" w:uiPriority="73" w:unhideWhenUsed="0"/>
-    <w:lsdException w:name="Subtle Emphasis" w:semiHidden="0" w:uiPriority="19" w:unhideWhenUsed="0" w:qFormat="1"/>
-    <w:lsdException w:name="Intense Emphasis" w:semiHidden="0" w:uiPriority="21" w:unhideWhenUsed="0" w:qFormat="1"/>
-    <w:lsdException w:name="Subtle Reference" w:semiHidden="0" w:uiPriority="31" w:unhideWhenUsed="0" w:qFormat="1"/>
-    <w:lsdException w:name="Intense Reference" w:semiHidden="0" w:uiPriority="32" w:unhideWhenUsed="0" w:qFormat="1"/>
-    <w:lsdException w:name="Book Title" w:semiHidden="0" w:uiPriority="33" w:unhideWhenUsed="0" w:qFormat="1"/>
+    <w:lsdException w:name="List Paragraph" w:uiPriority="34" w:semiHidden="0" w:unhideWhenUsed="0" w:qFormat="1"/>
+    <w:lsdException w:name="Quote" w:uiPriority="29" w:semiHidden="0" w:unhideWhenUsed="0" w:qFormat="1"/>
+    <w:lsdException w:name="Intense Quote" w:uiPriority="30" w:semiHidden="0" w:unhideWhenUsed="0" w:qFormat="1"/>
+    <w:lsdException w:name="Medium List 2 Accent 1" w:uiPriority="66" w:semiHidden="0" w:unhideWhenUsed="0"/>
+    <w:lsdException w:name="Medium Grid 1 Accent 1" w:uiPriority="67" w:semiHidden="0" w:unhideWhenUsed="0"/>
+    <w:lsdException w:name="Medium Grid 2 Accent 1" w:uiPriority="68" w:semiHidden="0" w:unhideWhenUsed="0"/>
+    <w:lsdException w:name="Medium Grid 3 Accent 1" w:uiPriority="69" w:semiHidden="0" w:unhideWhenUsed="0"/>
+    <w:lsdException w:name="Dark List Accent 1" w:uiPriority="70" w:semiHidden="0" w:unhideWhenUsed="0"/>
+    <w:lsdException w:name="Colorful Shading Accent 1" w:uiPriority="71" w:semiHidden="0" w:unhideWhenUsed="0"/>
+    <w:lsdException w:name="Colorful List Accent 1" w:uiPriority="72" w:semiHidden="0" w:unhideWhenUsed="0"/>
+    <w:lsdException w:name="Colorful Grid Accent 1" w:uiPriority="73" w:semiHidden="0" w:unhideWhenUsed="0"/>
+    <w:lsdException w:name="Light Shading Accent 2" w:uiPriority="60" w:semiHidden="0" w:unhideWhenUsed="0"/>
+    <w:lsdException w:name="Light List Accent 2" w:uiPriority="61" w:semiHidden="0" w:unhideWhenUsed="0"/>
+    <w:lsdException w:name="Light Grid Accent 2" w:uiPriority="62" w:semiHidden="0" w:unhideWhenUsed="0"/>
+    <w:lsdException w:name="Medium Shading 1 Accent 2" w:uiPriority="63" w:semiHidden="0" w:unhideWhenUsed="0"/>
+    <w:lsdException w:name="Medium Shading 2 Accent 2" w:uiPriority="64" w:semiHidden="0" w:unhideWhenUsed="0"/>
+    <w:lsdException w:name="Medium List 1 Accent 2" w:uiPriority="65" w:semiHidden="0" w:unhideWhenUsed="0"/>
+    <w:lsdException w:name="Medium List 2 Accent 2" w:uiPriority="66" w:semiHidden="0" w:unhideWhenUsed="0"/>
+    <w:lsdException w:name="Medium Grid 1 Accent 2" w:uiPriority="67" w:semiHidden="0" w:unhideWhenUsed="0"/>
+    <w:lsdException w:name="Medium Grid 2 Accent 2" w:uiPriority="68" w:semiHidden="0" w:unhideWhenUsed="0"/>
+    <w:lsdException w:name="Medium Grid 3 Accent 2" w:uiPriority="69" w:semiHidden="0" w:unhideWhenUsed="0"/>
+    <w:lsdException w:name="Dark List Accent 2" w:uiPriority="70" w:semiHidden="0" w:unhideWhenUsed="0"/>
+    <w:lsdException w:name="Colorful Shading Accent 2" w:uiPriority="71" w:semiHidden="0" w:unhideWhenUsed="0"/>
+    <w:lsdException w:name="Colorful List Accent 2" w:uiPriority="72" w:semiHidden="0" w:unhideWhenUsed="0"/>
+    <w:lsdException w:name="Colorful Grid Accent 2" w:uiPriority="73" w:semiHidden="0" w:unhideWhenUsed="0"/>
+    <w:lsdException w:name="Light Shading Accent 3" w:uiPriority="60" w:semiHidden="0" w:unhideWhenUsed="0"/>
+    <w:lsdException w:name="Light List Accent 3" w:uiPriority="61" w:semiHidden="0" w:unhideWhenUsed="0"/>
+    <w:lsdException w:name="Light Grid Accent 3" w:uiPriority="62" w:semiHidden="0" w:unhideWhenUsed="0"/>
+    <w:lsdException w:name="Medium Shading 1 Accent 3" w:uiPriority="63" w:semiHidden="0" w:unhideWhenUsed="0"/>
+    <w:lsdException w:name="Medium Shading 2 Accent 3" w:uiPriority="64" w:semiHidden="0" w:unhideWhenUsed="0"/>
+    <w:lsdException w:name="Medium List 1 Accent 3" w:uiPriority="65" w:semiHidden="0" w:unhideWhenUsed="0"/>
+    <w:lsdException w:name="Medium List 2 Accent 3" w:uiPriority="66" w:semiHidden="0" w:unhideWhenUsed="0"/>
+    <w:lsdException w:name="Medium Grid 1 Accent 3" w:uiPriority="67" w:semiHidden="0" w:unhideWhenUsed="0"/>
+    <w:lsdException w:name="Medium Grid 2 Accent 3" w:uiPriority="68" w:semiHidden="0" w:unhideWhenUsed="0"/>
+    <w:lsdException w:name="Medium Grid 3 Accent 3" w:uiPriority="69" w:semiHidden="0" w:unhideWhenUsed="0"/>
+    <w:lsdException w:name="Dark List Accent 3" w:uiPriority="70" w:semiHidden="0" w:unhideWhenUsed="0"/>
+    <w:lsdException w:name="Colorful Shading Accent 3" w:uiPriority="71" w:semiHidden="0" w:unhideWhenUsed="0"/>
+    <w:lsdException w:name="Colorful List Accent 3" w:uiPriority="72" w:semiHidden="0" w:unhideWhenUsed="0"/>
+    <w:lsdException w:name="Colorful Grid Accent 3" w:uiPriority="73" w:semiHidden="0" w:unhideWhenUsed="0"/>
+    <w:lsdException w:name="Light Shading Accent 4" w:uiPriority="60" w:semiHidden="0" w:unhideWhenUsed="0"/>
+    <w:lsdException w:name="Light List Accent 4" w:uiPriority="61" w:semiHidden="0" w:unhideWhenUsed="0"/>
+    <w:lsdException w:name="Light Grid Accent 4" w:uiPriority="62" w:semiHidden="0" w:unhideWhenUsed="0"/>
+    <w:lsdException w:name="Medium Shading 1 Accent 4" w:uiPriority="63" w:semiHidden="0" w:unhideWhenUsed="0"/>
+    <w:lsdException w:name="Medium Shading 2 Accent 4" w:uiPriority="64" w:semiHidden="0" w:unhideWhenUsed="0"/>
+    <w:lsdException w:name="Medium List 1 Accent 4" w:uiPriority="65" w:semiHidden="0" w:unhideWhenUsed="0"/>
+    <w:lsdException w:name="Medium List 2 Accent 4" w:uiPriority="66" w:semiHidden="0" w:unhideWhenUsed="0"/>
+    <w:lsdException w:name="Medium Grid 1 Accent 4" w:uiPriority="67" w:semiHidden="0" w:unhideWhenUsed="0"/>
+    <w:lsdException w:name="Medium Grid 2 Accent 4" w:uiPriority="68" w:semiHidden="0" w:unhideWhenUsed="0"/>
+    <w:lsdException w:name="Medium Grid 3 Accent 4" w:uiPriority="69" w:semiHidden="0" w:unhideWhenUsed="0"/>
+    <w:lsdException w:name="Dark List Accent 4" w:uiPriority="70" w:semiHidden="0" w:unhideWhenUsed="0"/>
+    <w:lsdException w:name="Colorful Shading Accent 4" w:uiPriority="71" w:semiHidden="0" w:unhideWhenUsed="0"/>
+    <w:lsdException w:name="Colorful List Accent 4" w:uiPriority="72" w:semiHidden="0" w:unhideWhenUsed="0"/>
+    <w:lsdException w:name="Colorful Grid Accent 4" w:uiPriority="73" w:semiHidden="0" w:unhideWhenUsed="0"/>
+    <w:lsdException w:name="Light Shading Accent 5" w:uiPriority="60" w:semiHidden="0" w:unhideWhenUsed="0"/>
+    <w:lsdException w:name="Light List Accent 5" w:uiPriority="61" w:semiHidden="0" w:unhideWhenUsed="0"/>
+    <w:lsdException w:name="Light Grid Accent 5" w:uiPriority="62" w:semiHidden="0" w:unhideWhenUsed="0"/>
+    <w:lsdException w:name="Medium Shading 1 Accent 5" w:uiPriority="63" w:semiHidden="0" w:unhideWhenUsed="0"/>
+    <w:lsdException w:name="Medium Shading 2 Accent 5" w:uiPriority="64" w:semiHidden="0" w:unhideWhenUsed="0"/>
+    <w:lsdException w:name="Medium List 1 Accent 5" w:uiPriority="65" w:semiHidden="0" w:unhideWhenUsed="0"/>
+    <w:lsdException w:name="Medium List 2 Accent 5" w:uiPriority="66" w:semiHidden="0" w:unhideWhenUsed="0"/>
+    <w:lsdException w:name="Medium Grid 1 Accent 5" w:uiPriority="67" w:semiHidden="0" w:unhideWhenUsed="0"/>
+    <w:lsdException w:name="Medium Grid 2 Accent 5" w:uiPriority="68" w:semiHidden="0" w:unhideWhenUsed="0"/>
+    <w:lsdException w:name="Medium Grid 3 Accent 5" w:uiPriority="69" w:semiHidden="0" w:unhideWhenUsed="0"/>
+    <w:lsdException w:name="Dark List Accent 5" w:uiPriority="70" w:semiHidden="0" w:unhideWhenUsed="0"/>
+    <w:lsdException w:name="Colorful Shading Accent 5" w:uiPriority="71" w:semiHidden="0" w:unhideWhenUsed="0"/>
+    <w:lsdException w:name="Colorful List Accent 5" w:uiPriority="72" w:semiHidden="0" w:unhideWhenUsed="0"/>
+    <w:lsdException w:name="Colorful Grid Accent 5" w:uiPriority="73" w:semiHidden="0" w:unhideWhenUsed="0"/>
+    <w:lsdException w:name="Light Shading Accent 6" w:uiPriority="60" w:semiHidden="0" w:unhideWhenUsed="0"/>
+    <w:lsdException w:name="Light List Accent 6" w:uiPriority="61" w:semiHidden="0" w:unhideWhenUsed="0"/>
+    <w:lsdException w:name="Light Grid Accent 6" w:uiPriority="62" w:semiHidden="0" w:unhideWhenUsed="0"/>
+    <w:lsdException w:name="Medium Shading 1 Accent 6" w:uiPriority="63" w:semiHidden="0" w:unhideWhenUsed="0"/>
+    <w:lsdException w:name="Medium Shading 2 Accent 6" w:uiPriority="64" w:semiHidden="0" w:unhideWhenUsed="0"/>
+    <w:lsdException w:name="Medium List 1 Accent 6" w:uiPriority="65" w:semiHidden="0" w:unhideWhenUsed="0"/>
+    <w:lsdException w:name="Medium List 2 Accent 6" w:uiPriority="66" w:semiHidden="0" w:unhideWhenUsed="0"/>
+    <w:lsdException w:name="Medium Grid 1 Accent 6" w:uiPriority="67" w:semiHidden="0" w:unhideWhenUsed="0"/>
+    <w:lsdException w:name="Medium Grid 2 Accent 6" w:uiPriority="68" w:semiHidden="0" w:unhideWhenUsed="0"/>
+    <w:lsdException w:name="Medium Grid 3 Accent 6" w:uiPriority="69" w:semiHidden="0" w:unhideWhenUsed="0"/>
+    <w:lsdException w:name="Dark List Accent 6" w:uiPriority="70" w:semiHidden="0" w:unhideWhenUsed="0"/>
+    <w:lsdException w:name="Colorful Shading Accent 6" w:uiPriority="71" w:semiHidden="0" w:unhideWhenUsed="0"/>
+    <w:lsdException w:name="Colorful List Accent 6" w:uiPriority="72" w:semiHidden="0" w:unhideWhenUsed="0"/>
+    <w:lsdException w:name="Colorful Grid Accent 6" w:uiPriority="73" w:semiHidden="0" w:unhideWhenUsed="0"/>
+    <w:lsdException w:name="Subtle Emphasis" w:uiPriority="19" w:semiHidden="0" w:unhideWhenUsed="0" w:qFormat="1"/>
+    <w:lsdException w:name="Intense Emphasis" w:uiPriority="21" w:semiHidden="0" w:unhideWhenUsed="0" w:qFormat="1"/>
+    <w:lsdException w:name="Subtle Reference" w:uiPriority="31" w:semiHidden="0" w:unhideWhenUsed="0" w:qFormat="1"/>
+    <w:lsdException w:name="Intense Reference" w:uiPriority="32" w:semiHidden="0" w:unhideWhenUsed="0" w:qFormat="1"/>
+    <w:lsdException w:name="Book Title" w:uiPriority="33" w:semiHidden="0" w:unhideWhenUsed="0" w:qFormat="1"/>
     <w:lsdException w:name="Bibliography" w:uiPriority="37"/>
     <w:lsdException w:name="TOC Heading" w:uiPriority="39" w:qFormat="1"/>
   </w:latentStyles>
-  <w:style w:type="paragraph" w:default="1" w:styleId="Normal">
+  <w:style w:type="paragraph" w:styleId="Normal" w:default="1">
     <w:name w:val="Normal"/>
     <w:qFormat/>
   </w:style>
-  <w:style w:type="character" w:default="1" w:styleId="VarsaylanParagrafYazTipi">
+  <w:style w:type="character" w:styleId="VarsaylanParagrafYazTipi" w:default="1">
     <w:name w:val="Default Paragraph Font"/>
     <w:uiPriority w:val="1"/>
     <w:semiHidden/>
     <w:unhideWhenUsed/>
   </w:style>
-  <w:style w:type="table" w:default="1" w:styleId="NormalTablo">
+  <w:style w:type="table" w:styleId="NormalTablo" w:default="1">
     <w:name w:val="Normal Table"/>
     <w:uiPriority w:val="99"/>
     <w:semiHidden/>
@@ -4190,7 +4111,7 @@
       </w:tblCellMar>
     </w:tblPr>
   </w:style>
-  <w:style w:type="numbering" w:default="1" w:styleId="ListeYok">
+  <w:style w:type="numbering" w:styleId="ListeYok" w:default="1">
     <w:name w:val="No List"/>
     <w:uiPriority w:val="99"/>
     <w:semiHidden/>
@@ -4207,38 +4128,38 @@
       <w:spacing w:before="100" w:beforeAutospacing="1" w:after="100" w:afterAutospacing="1" w:line="240" w:lineRule="auto"/>
     </w:pPr>
     <w:rPr>
-      <w:rFonts w:ascii="Times New Roman" w:eastAsia="Times New Roman" w:hAnsi="Times New Roman" w:cs="Times New Roman"/>
+      <w:rFonts w:ascii="Times New Roman" w:hAnsi="Times New Roman" w:eastAsia="Times New Roman" w:cs="Times New Roman"/>
       <w:sz w:val="24"/>
       <w:szCs w:val="24"/>
       <w:lang w:eastAsia="tr-TR"/>
     </w:rPr>
   </w:style>
-  <w:style w:type="character" w:customStyle="1" w:styleId="citation-231">
+  <w:style w:type="character" w:styleId="citation-231" w:customStyle="1">
     <w:name w:val="citation-231"/>
     <w:basedOn w:val="VarsaylanParagrafYazTipi"/>
     <w:rsid w:val="001113C4"/>
   </w:style>
-  <w:style w:type="character" w:customStyle="1" w:styleId="citation-230">
+  <w:style w:type="character" w:styleId="citation-230" w:customStyle="1">
     <w:name w:val="citation-230"/>
     <w:basedOn w:val="VarsaylanParagrafYazTipi"/>
     <w:rsid w:val="001113C4"/>
   </w:style>
-  <w:style w:type="character" w:customStyle="1" w:styleId="citation-229">
+  <w:style w:type="character" w:styleId="citation-229" w:customStyle="1">
     <w:name w:val="citation-229"/>
     <w:basedOn w:val="VarsaylanParagrafYazTipi"/>
     <w:rsid w:val="001113C4"/>
   </w:style>
-  <w:style w:type="character" w:customStyle="1" w:styleId="citation-228">
+  <w:style w:type="character" w:styleId="citation-228" w:customStyle="1">
     <w:name w:val="citation-228"/>
     <w:basedOn w:val="VarsaylanParagrafYazTipi"/>
     <w:rsid w:val="001113C4"/>
   </w:style>
-  <w:style w:type="character" w:customStyle="1" w:styleId="citation-227">
+  <w:style w:type="character" w:styleId="citation-227" w:customStyle="1">
     <w:name w:val="citation-227"/>
     <w:basedOn w:val="VarsaylanParagrafYazTipi"/>
     <w:rsid w:val="001113C4"/>
   </w:style>
-  <w:style w:type="character" w:customStyle="1" w:styleId="citation-226">
+  <w:style w:type="character" w:styleId="citation-226" w:customStyle="1">
     <w:name w:val="citation-226"/>
     <w:basedOn w:val="VarsaylanParagrafYazTipi"/>
     <w:rsid w:val="001113C4"/>
@@ -4251,37 +4172,37 @@
     <w:unhideWhenUsed/>
     <w:rsid w:val="001113C4"/>
     <w:rPr>
-      <w:rFonts w:ascii="Courier New" w:eastAsia="Times New Roman" w:hAnsi="Courier New" w:cs="Courier New"/>
+      <w:rFonts w:ascii="Courier New" w:hAnsi="Courier New" w:eastAsia="Times New Roman" w:cs="Courier New"/>
       <w:sz w:val="20"/>
       <w:szCs w:val="20"/>
     </w:rPr>
   </w:style>
-  <w:style w:type="character" w:customStyle="1" w:styleId="citation-225">
+  <w:style w:type="character" w:styleId="citation-225" w:customStyle="1">
     <w:name w:val="citation-225"/>
     <w:basedOn w:val="VarsaylanParagrafYazTipi"/>
     <w:rsid w:val="001113C4"/>
   </w:style>
-  <w:style w:type="character" w:customStyle="1" w:styleId="citation-224">
+  <w:style w:type="character" w:styleId="citation-224" w:customStyle="1">
     <w:name w:val="citation-224"/>
     <w:basedOn w:val="VarsaylanParagrafYazTipi"/>
     <w:rsid w:val="001113C4"/>
   </w:style>
-  <w:style w:type="character" w:customStyle="1" w:styleId="citation-223">
+  <w:style w:type="character" w:styleId="citation-223" w:customStyle="1">
     <w:name w:val="citation-223"/>
     <w:basedOn w:val="VarsaylanParagrafYazTipi"/>
     <w:rsid w:val="001113C4"/>
   </w:style>
-  <w:style w:type="character" w:customStyle="1" w:styleId="citation-222">
+  <w:style w:type="character" w:styleId="citation-222" w:customStyle="1">
     <w:name w:val="citation-222"/>
     <w:basedOn w:val="VarsaylanParagrafYazTipi"/>
     <w:rsid w:val="001113C4"/>
   </w:style>
-  <w:style w:type="character" w:customStyle="1" w:styleId="citation-221">
+  <w:style w:type="character" w:styleId="citation-221" w:customStyle="1">
     <w:name w:val="citation-221"/>
     <w:basedOn w:val="VarsaylanParagrafYazTipi"/>
     <w:rsid w:val="001113C4"/>
   </w:style>
-  <w:style w:type="character" w:customStyle="1" w:styleId="citation-220">
+  <w:style w:type="character" w:styleId="citation-220" w:customStyle="1">
     <w:name w:val="citation-220"/>
     <w:basedOn w:val="VarsaylanParagrafYazTipi"/>
     <w:rsid w:val="001113C4"/>
@@ -4303,7 +4224,7 @@
       <w:szCs w:val="16"/>
     </w:rPr>
   </w:style>
-  <w:style w:type="character" w:customStyle="1" w:styleId="BalonMetniChar">
+  <w:style w:type="character" w:styleId="BalonMetniChar" w:customStyle="1">
     <w:name w:val="Balon Metni Char"/>
     <w:basedOn w:val="VarsaylanParagrafYazTipi"/>
     <w:link w:val="BalonMetni"/>
